--- a/template.docx
+++ b/template.docx
@@ -7,10 +7,15 @@
         <w:pStyle w:val="Heading1"/>
         <w:spacing w:before="186"/>
         <w:ind w:left="304"/>
+        <w:rPr>
+          <w:color w:val="1F487C"/>
+          <w:spacing w:val="-2"/>
+          <w:w w:val="105"/>
+        </w:rPr>
       </w:pPr>
       <w:r>
         <w:pict w14:anchorId="42F8156B">
-          <v:group id="docshapegroup6" o:spid="_x0000_s2055" style="position:absolute;left:0;text-align:left;margin-left:0;margin-top:5.1pt;width:297pt;height:132.5pt;z-index:-15778304;mso-position-horizontal-relative:page" coordorigin=",102" coordsize="5940,2650">
+          <v:group id="docshapegroup6" o:spid="_x0000_s2055" style="position:absolute;left:0;text-align:left;margin-left:0;margin-top:5.1pt;width:297pt;height:132.5pt;z-index:-251658240;mso-position-horizontal-relative:page" coordorigin=",102" coordsize="5940,2650">
             <v:shapetype id="_x0000_t75" coordsize="21600,21600" o:spt="75" o:preferrelative="t" path="m@4@5l@4@11@9@11@9@5xe" filled="f" stroked="f">
               <v:stroke joinstyle="miter"/>
               <v:formulas>
@@ -64,6 +69,40 @@
     </w:p>
     <w:p>
       <w:pPr>
+        <w:pStyle w:val="Heading1"/>
+        <w:spacing w:before="186"/>
+        <w:ind w:left="304"/>
+      </w:pPr>
+      <w:r>
+        <w:t xml:space="preserve">{% for point in </w:t>
+      </w:r>
+      <w:proofErr w:type="spellStart"/>
+      <w:r>
+        <w:t>executive_overview</w:t>
+      </w:r>
+      <w:proofErr w:type="spellEnd"/>
+      <w:r>
+        <w:t xml:space="preserve"> %}</w:t>
+      </w:r>
+      <w:r>
+        <w:br/>
+        <w:t>• {{point}}</w:t>
+      </w:r>
+      <w:r>
+        <w:br/>
+        <w:t xml:space="preserve">{% </w:t>
+      </w:r>
+      <w:proofErr w:type="spellStart"/>
+      <w:r>
+        <w:t>endfor</w:t>
+      </w:r>
+      <w:proofErr w:type="spellEnd"/>
+      <w:r>
+        <w:t xml:space="preserve"> %}</w:t>
+      </w:r>
+    </w:p>
+    <w:p>
+      <w:pPr>
         <w:pStyle w:val="BodyText"/>
         <w:spacing w:before="9"/>
         <w:rPr>
@@ -88,13 +127,80 @@
         <w:pStyle w:val="Heading1"/>
         <w:spacing w:before="186"/>
         <w:ind w:left="304"/>
-      </w:pPr>
-      <w:r>
         <w:rPr>
           <w:color w:val="1F487C"/>
           <w:w w:val="105"/>
         </w:rPr>
+      </w:pPr>
+      <w:r>
+        <w:rPr>
+          <w:color w:val="1F487C"/>
+          <w:w w:val="105"/>
+        </w:rPr>
         <w:t>Details</w:t>
+      </w:r>
+      <w:r>
+        <w:rPr>
+          <w:color w:val="1F487C"/>
+          <w:w w:val="105"/>
+        </w:rPr>
+        <w:t>:</w:t>
+      </w:r>
+    </w:p>
+    <w:p>
+      <w:pPr>
+        <w:pStyle w:val="Heading1"/>
+        <w:spacing w:before="186"/>
+        <w:ind w:left="304"/>
+      </w:pPr>
+      <w:r>
+        <w:t>{% for item in details %}</w:t>
+      </w:r>
+      <w:r>
+        <w:br/>
+        <w:t>{{</w:t>
+      </w:r>
+      <w:proofErr w:type="spellStart"/>
+      <w:proofErr w:type="gramStart"/>
+      <w:r>
+        <w:t>item.title</w:t>
+      </w:r>
+      <w:proofErr w:type="spellEnd"/>
+      <w:proofErr w:type="gramEnd"/>
+      <w:r>
+        <w:t>}}</w:t>
+      </w:r>
+      <w:r>
+        <w:br/>
+      </w:r>
+      <w:r>
+        <w:br/>
+        <w:t>{{</w:t>
+      </w:r>
+      <w:proofErr w:type="spellStart"/>
+      <w:proofErr w:type="gramStart"/>
+      <w:r>
+        <w:t>item.content</w:t>
+      </w:r>
+      <w:proofErr w:type="spellEnd"/>
+      <w:proofErr w:type="gramEnd"/>
+      <w:r>
+        <w:t>}}</w:t>
+      </w:r>
+      <w:r>
+        <w:br/>
+      </w:r>
+      <w:r>
+        <w:br/>
+        <w:t xml:space="preserve">{% </w:t>
+      </w:r>
+      <w:proofErr w:type="spellStart"/>
+      <w:r>
+        <w:t>endfor</w:t>
+      </w:r>
+      <w:proofErr w:type="spellEnd"/>
+      <w:r>
+        <w:t xml:space="preserve"> %}</w:t>
       </w:r>
     </w:p>
     <w:p/>
@@ -2081,7 +2187,6 @@
   <w:style w:type="character" w:default="1" w:styleId="DefaultParagraphFont">
     <w:name w:val="Default Paragraph Font"/>
     <w:uiPriority w:val="1"/>
-    <w:semiHidden/>
     <w:unhideWhenUsed/>
   </w:style>
   <w:style w:type="table" w:default="1" w:styleId="TableNormal">

--- a/template.docx
+++ b/template.docx
@@ -14,36 +14,6 @@
         </w:rPr>
       </w:pPr>
       <w:r>
-        <w:pict w14:anchorId="42F8156B">
-          <v:group id="docshapegroup6" o:spid="_x0000_s2055" style="position:absolute;left:0;text-align:left;margin-left:0;margin-top:5.1pt;width:297pt;height:132.5pt;z-index:-251658240;mso-position-horizontal-relative:page" coordorigin=",102" coordsize="5940,2650">
-            <v:shapetype id="_x0000_t75" coordsize="21600,21600" o:spt="75" o:preferrelative="t" path="m@4@5l@4@11@9@11@9@5xe" filled="f" stroked="f">
-              <v:stroke joinstyle="miter"/>
-              <v:formulas>
-                <v:f eqn="if lineDrawn pixelLineWidth 0"/>
-                <v:f eqn="sum @0 1 0"/>
-                <v:f eqn="sum 0 0 @1"/>
-                <v:f eqn="prod @2 1 2"/>
-                <v:f eqn="prod @3 21600 pixelWidth"/>
-                <v:f eqn="prod @3 21600 pixelHeight"/>
-                <v:f eqn="sum @0 0 1"/>
-                <v:f eqn="prod @6 1 2"/>
-                <v:f eqn="prod @7 21600 pixelWidth"/>
-                <v:f eqn="sum @8 21600 0"/>
-                <v:f eqn="prod @7 21600 pixelHeight"/>
-                <v:f eqn="sum @10 21600 0"/>
-              </v:formulas>
-              <v:path o:extrusionok="f" gradientshapeok="t" o:connecttype="rect"/>
-              <o:lock v:ext="edit" aspectratio="t"/>
-            </v:shapetype>
-            <v:shape id="docshape7" o:spid="_x0000_s2057" type="#_x0000_t75" style="position:absolute;top:102;width:5940;height:2650">
-              <v:imagedata r:id="rId7" o:title=""/>
-            </v:shape>
-            <v:rect id="docshape8" o:spid="_x0000_s2056" style="position:absolute;top:114;width:5940;height:2532" fillcolor="#f1f1f1" stroked="f"/>
-            <w10:wrap anchorx="page"/>
-          </v:group>
-        </w:pict>
-      </w:r>
-      <w:r>
         <w:rPr>
           <w:color w:val="1F487C"/>
           <w:w w:val="105"/>
@@ -70,58 +40,121 @@
     <w:p>
       <w:pPr>
         <w:pStyle w:val="Heading1"/>
-        <w:spacing w:before="186"/>
         <w:ind w:left="304"/>
-      </w:pPr>
-      <w:r>
+        <w:rPr>
+          <w:b w:val="0"/>
+          <w:bCs w:val="0"/>
+          <w:spacing w:val="-2"/>
+          <w:w w:val="105"/>
+        </w:rPr>
+      </w:pPr>
+      <w:r>
+        <w:rPr>
+          <w:b w:val="0"/>
+          <w:bCs w:val="0"/>
+          <w:spacing w:val="-2"/>
+          <w:w w:val="105"/>
+        </w:rPr>
         <w:t xml:space="preserve">{% for point in </w:t>
       </w:r>
       <w:proofErr w:type="spellStart"/>
       <w:r>
+        <w:rPr>
+          <w:b w:val="0"/>
+          <w:bCs w:val="0"/>
+          <w:spacing w:val="-2"/>
+          <w:w w:val="105"/>
+        </w:rPr>
         <w:t>executive_overview</w:t>
       </w:r>
       <w:proofErr w:type="spellEnd"/>
       <w:r>
+        <w:rPr>
+          <w:b w:val="0"/>
+          <w:bCs w:val="0"/>
+          <w:spacing w:val="-2"/>
+          <w:w w:val="105"/>
+        </w:rPr>
         <w:t xml:space="preserve"> %}</w:t>
       </w:r>
-      <w:r>
-        <w:br/>
-        <w:t>• {{point}}</w:t>
-      </w:r>
-      <w:r>
-        <w:br/>
+    </w:p>
+    <w:p>
+      <w:pPr>
+        <w:pStyle w:val="Heading1"/>
+        <w:numPr>
+          <w:ilvl w:val="0"/>
+          <w:numId w:val="5"/>
+        </w:numPr>
+        <w:ind w:left="663" w:hanging="357"/>
+        <w:rPr>
+          <w:b w:val="0"/>
+          <w:bCs w:val="0"/>
+          <w:spacing w:val="-2"/>
+          <w:w w:val="105"/>
+        </w:rPr>
+      </w:pPr>
+      <w:proofErr w:type="gramStart"/>
+      <w:r>
+        <w:rPr>
+          <w:b w:val="0"/>
+          <w:bCs w:val="0"/>
+          <w:spacing w:val="-2"/>
+          <w:w w:val="105"/>
+        </w:rPr>
+        <w:t>{{ point</w:t>
+      </w:r>
+      <w:proofErr w:type="gramEnd"/>
+      <w:r>
+        <w:rPr>
+          <w:b w:val="0"/>
+          <w:bCs w:val="0"/>
+          <w:spacing w:val="-2"/>
+          <w:w w:val="105"/>
+        </w:rPr>
+        <w:t xml:space="preserve"> }}</w:t>
+      </w:r>
+    </w:p>
+    <w:p>
+      <w:pPr>
+        <w:pStyle w:val="Heading1"/>
+        <w:ind w:left="304"/>
+        <w:rPr>
+          <w:b w:val="0"/>
+          <w:bCs w:val="0"/>
+          <w:spacing w:val="-2"/>
+          <w:w w:val="105"/>
+        </w:rPr>
+      </w:pPr>
+      <w:r>
+        <w:rPr>
+          <w:b w:val="0"/>
+          <w:bCs w:val="0"/>
+          <w:spacing w:val="-2"/>
+          <w:w w:val="105"/>
+        </w:rPr>
         <w:t xml:space="preserve">{% </w:t>
       </w:r>
       <w:proofErr w:type="spellStart"/>
       <w:r>
+        <w:rPr>
+          <w:b w:val="0"/>
+          <w:bCs w:val="0"/>
+          <w:spacing w:val="-2"/>
+          <w:w w:val="105"/>
+        </w:rPr>
         <w:t>endfor</w:t>
       </w:r>
       <w:proofErr w:type="spellEnd"/>
       <w:r>
+        <w:rPr>
+          <w:b w:val="0"/>
+          <w:bCs w:val="0"/>
+          <w:spacing w:val="-2"/>
+          <w:w w:val="105"/>
+        </w:rPr>
         <w:t xml:space="preserve"> %}</w:t>
       </w:r>
     </w:p>
-    <w:p>
-      <w:pPr>
-        <w:pStyle w:val="BodyText"/>
-        <w:spacing w:before="9"/>
-        <w:rPr>
-          <w:sz w:val="34"/>
-        </w:rPr>
-      </w:pPr>
-    </w:p>
-    <w:p>
-      <w:pPr>
-        <w:spacing w:line="225" w:lineRule="auto"/>
-        <w:jc w:val="both"/>
-      </w:pPr>
-    </w:p>
-    <w:p/>
-    <w:p/>
-    <w:p/>
-    <w:p/>
-    <w:p/>
-    <w:p/>
     <w:p>
       <w:pPr>
         <w:pStyle w:val="Heading1"/>
@@ -149,67 +182,157 @@
     </w:p>
     <w:p>
       <w:pPr>
-        <w:pStyle w:val="Heading1"/>
-        <w:spacing w:before="186"/>
-        <w:ind w:left="304"/>
-      </w:pPr>
-      <w:r>
+        <w:spacing w:before="91"/>
+        <w:ind w:left="306"/>
+        <w:rPr>
+          <w:rFonts w:ascii="Arial" w:eastAsia="Arial" w:hAnsi="Arial" w:cs="Arial"/>
+          <w:sz w:val="14"/>
+          <w:szCs w:val="14"/>
+        </w:rPr>
+      </w:pPr>
+      <w:r>
+        <w:rPr>
+          <w:rFonts w:ascii="Arial" w:eastAsia="Arial" w:hAnsi="Arial" w:cs="Arial"/>
+          <w:sz w:val="14"/>
+          <w:szCs w:val="14"/>
+        </w:rPr>
         <w:t>{% for item in details %}</w:t>
       </w:r>
       <w:r>
+        <w:rPr>
+          <w:rFonts w:ascii="Arial" w:eastAsia="Arial" w:hAnsi="Arial" w:cs="Arial"/>
+          <w:sz w:val="14"/>
+          <w:szCs w:val="14"/>
+        </w:rPr>
         <w:br/>
-        <w:t>{{</w:t>
+      </w:r>
+      <w:proofErr w:type="gramStart"/>
+      <w:r>
+        <w:rPr>
+          <w:rFonts w:ascii="Arial" w:eastAsia="Arial" w:hAnsi="Arial" w:cs="Arial"/>
+          <w:b/>
+          <w:bCs/>
+          <w:color w:val="1F497D" w:themeColor="text2"/>
+          <w:sz w:val="16"/>
+          <w:szCs w:val="16"/>
+        </w:rPr>
+        <w:t xml:space="preserve">{{ </w:t>
       </w:r>
       <w:proofErr w:type="spellStart"/>
+      <w:r>
+        <w:rPr>
+          <w:rFonts w:ascii="Arial" w:eastAsia="Arial" w:hAnsi="Arial" w:cs="Arial"/>
+          <w:b/>
+          <w:bCs/>
+          <w:color w:val="1F497D" w:themeColor="text2"/>
+          <w:sz w:val="16"/>
+          <w:szCs w:val="16"/>
+        </w:rPr>
+        <w:t>item</w:t>
+      </w:r>
+      <w:proofErr w:type="gramEnd"/>
+      <w:r>
+        <w:rPr>
+          <w:rFonts w:ascii="Arial" w:eastAsia="Arial" w:hAnsi="Arial" w:cs="Arial"/>
+          <w:b/>
+          <w:bCs/>
+          <w:color w:val="1F497D" w:themeColor="text2"/>
+          <w:sz w:val="16"/>
+          <w:szCs w:val="16"/>
+        </w:rPr>
+        <w:t>.title</w:t>
+      </w:r>
+      <w:proofErr w:type="spellEnd"/>
+      <w:r>
+        <w:rPr>
+          <w:rFonts w:ascii="Arial" w:eastAsia="Arial" w:hAnsi="Arial" w:cs="Arial"/>
+          <w:b/>
+          <w:bCs/>
+          <w:color w:val="1F497D" w:themeColor="text2"/>
+          <w:sz w:val="16"/>
+          <w:szCs w:val="16"/>
+        </w:rPr>
+        <w:t xml:space="preserve"> }}</w:t>
+      </w:r>
+      <w:r>
+        <w:rPr>
+          <w:rFonts w:ascii="Arial" w:eastAsia="Arial" w:hAnsi="Arial" w:cs="Arial"/>
+          <w:color w:val="1F497D" w:themeColor="text2"/>
+          <w:sz w:val="14"/>
+          <w:szCs w:val="14"/>
+        </w:rPr>
+        <w:br/>
+      </w:r>
       <w:proofErr w:type="gramStart"/>
       <w:r>
-        <w:t>item.title</w:t>
+        <w:rPr>
+          <w:rFonts w:ascii="Arial" w:eastAsia="Arial" w:hAnsi="Arial" w:cs="Arial"/>
+          <w:sz w:val="14"/>
+          <w:szCs w:val="14"/>
+        </w:rPr>
+        <w:t xml:space="preserve">{{ </w:t>
+      </w:r>
+      <w:proofErr w:type="spellStart"/>
+      <w:r>
+        <w:rPr>
+          <w:rFonts w:ascii="Arial" w:eastAsia="Arial" w:hAnsi="Arial" w:cs="Arial"/>
+          <w:sz w:val="14"/>
+          <w:szCs w:val="14"/>
+        </w:rPr>
+        <w:t>item</w:t>
+      </w:r>
+      <w:proofErr w:type="gramEnd"/>
+      <w:r>
+        <w:rPr>
+          <w:rFonts w:ascii="Arial" w:eastAsia="Arial" w:hAnsi="Arial" w:cs="Arial"/>
+          <w:sz w:val="14"/>
+          <w:szCs w:val="14"/>
+        </w:rPr>
+        <w:t>.content</w:t>
       </w:r>
       <w:proofErr w:type="spellEnd"/>
-      <w:proofErr w:type="gramEnd"/>
-      <w:r>
-        <w:t>}}</w:t>
-      </w:r>
-      <w:r>
-        <w:br/>
-      </w:r>
-      <w:r>
-        <w:br/>
-        <w:t>{{</w:t>
-      </w:r>
-      <w:proofErr w:type="spellStart"/>
-      <w:proofErr w:type="gramStart"/>
-      <w:r>
-        <w:t>item.content</w:t>
-      </w:r>
-      <w:proofErr w:type="spellEnd"/>
-      <w:proofErr w:type="gramEnd"/>
-      <w:r>
-        <w:t>}}</w:t>
-      </w:r>
-      <w:r>
-        <w:br/>
-      </w:r>
-      <w:r>
+      <w:r>
+        <w:rPr>
+          <w:rFonts w:ascii="Arial" w:eastAsia="Arial" w:hAnsi="Arial" w:cs="Arial"/>
+          <w:sz w:val="14"/>
+          <w:szCs w:val="14"/>
+        </w:rPr>
+        <w:t xml:space="preserve"> }}</w:t>
+      </w:r>
+      <w:r>
+        <w:rPr>
+          <w:rFonts w:ascii="Arial" w:eastAsia="Arial" w:hAnsi="Arial" w:cs="Arial"/>
+          <w:sz w:val="14"/>
+          <w:szCs w:val="14"/>
+        </w:rPr>
         <w:br/>
         <w:t xml:space="preserve">{% </w:t>
       </w:r>
       <w:proofErr w:type="spellStart"/>
       <w:r>
+        <w:rPr>
+          <w:rFonts w:ascii="Arial" w:eastAsia="Arial" w:hAnsi="Arial" w:cs="Arial"/>
+          <w:sz w:val="14"/>
+          <w:szCs w:val="14"/>
+        </w:rPr>
         <w:t>endfor</w:t>
       </w:r>
       <w:proofErr w:type="spellEnd"/>
       <w:r>
+        <w:rPr>
+          <w:rFonts w:ascii="Arial" w:eastAsia="Arial" w:hAnsi="Arial" w:cs="Arial"/>
+          <w:sz w:val="14"/>
+          <w:szCs w:val="14"/>
+        </w:rPr>
         <w:t xml:space="preserve"> %}</w:t>
       </w:r>
     </w:p>
     <w:p/>
-    <w:p/>
     <w:p>
       <w:pPr>
         <w:sectPr>
-          <w:headerReference w:type="default" r:id="rId8"/>
-          <w:footerReference w:type="default" r:id="rId9"/>
+          <w:headerReference w:type="default" r:id="rId7"/>
+          <w:footerReference w:type="default" r:id="rId8"/>
           <w:type w:val="continuous"/>
           <w:pgSz w:w="5940" w:h="8390"/>
           <w:pgMar w:top="820" w:right="0" w:bottom="1000" w:left="0" w:header="0" w:footer="802" w:gutter="0"/>
@@ -447,7 +570,7 @@
                     <pic:cNvPicPr/>
                   </pic:nvPicPr>
                   <pic:blipFill>
-                    <a:blip r:embed="rId10" cstate="print"/>
+                    <a:blip r:embed="rId9" cstate="print"/>
                     <a:stretch>
                       <a:fillRect/>
                     </a:stretch>
@@ -682,7 +805,7 @@
           <wp:extent cx="676534" cy="224028"/>
           <wp:effectExtent l="0" t="0" r="0" b="0"/>
           <wp:wrapNone/>
-          <wp:docPr id="962445235" name="image1.jpeg" descr="Ashika Group"/>
+          <wp:docPr id="1141903768" name="image1.jpeg" descr="Ashika Group"/>
           <wp:cNvGraphicFramePr>
             <a:graphicFrameLocks xmlns:a="http://schemas.openxmlformats.org/drawingml/2006/main" noChangeAspect="1"/>
           </wp:cNvGraphicFramePr>
@@ -1305,6 +1428,15 @@
                   </w:rPr>
                   <w:t>Date</w:t>
                 </w:r>
+                <w:r>
+                  <w:rPr>
+                    <w:rFonts w:ascii="Trebuchet MS" w:hAnsi="Trebuchet MS"/>
+                    <w:color w:val="FFFFFF"/>
+                    <w:w w:val="105"/>
+                    <w:sz w:val="12"/>
+                  </w:rPr>
+                  <w:t xml:space="preserve"> </w:t>
+                </w:r>
               </w:p>
             </w:txbxContent>
           </v:textbox>
@@ -1636,6 +1768,458 @@
 <file path=word/numbering.xml><?xml version="1.0" encoding="utf-8"?>
 <w:numbering xmlns:wpc="http://schemas.microsoft.com/office/word/2010/wordprocessingCanvas" xmlns:cx="http://schemas.microsoft.com/office/drawing/2014/chartex" xmlns:cx1="http://schemas.microsoft.com/office/drawing/2015/9/8/chartex" xmlns:cx2="http://schemas.microsoft.com/office/drawing/2015/10/21/chartex" xmlns:cx3="http://schemas.microsoft.com/office/drawing/2016/5/9/chartex" xmlns:cx4="http://schemas.microsoft.com/office/drawing/2016/5/10/chartex" xmlns:cx5="http://schemas.microsoft.com/office/drawing/2016/5/11/chartex" xmlns:cx6="http://schemas.microsoft.com/office/drawing/2016/5/12/chartex" xmlns:cx7="http://schemas.microsoft.com/office/drawing/2016/5/13/chartex" xmlns:cx8="http://schemas.microsoft.com/office/drawing/2016/5/14/chartex" xmlns:mc="http://schemas.openxmlformats.org/markup-compatibility/2006" xmlns:aink="http://schemas.microsoft.com/office/drawing/2016/ink" xmlns:am3d="http://schemas.microsoft.com/office/drawing/2017/model3d" xmlns:o="urn:schemas-microsoft-com:office:office" xmlns:oel="http://schemas.microsoft.com/office/2019/extlst" xmlns:r="http://schemas.openxmlformats.org/officeDocument/2006/relationships" xmlns:m="http://schemas.openxmlformats.org/officeDocument/2006/math" xmlns:v="urn:schemas-microsoft-com:vml" xmlns:wp14="http://schemas.microsoft.com/office/word/2010/wordprocessingDrawing" xmlns:wp="http://schemas.openxmlformats.org/drawingml/2006/wordprocessingDrawing" xmlns:w10="urn:schemas-microsoft-com:office:word" xmlns:w="http://schemas.openxmlformats.org/wordprocessingml/2006/main" xmlns:w14="http://schemas.microsoft.com/office/word/2010/wordml" xmlns:w15="http://schemas.microsoft.com/office/word/2012/wordml" xmlns:w16cex="http://schemas.microsoft.com/office/word/2018/wordml/cex" xmlns:w16cid="http://schemas.microsoft.com/office/word/2016/wordml/cid" xmlns:w16="http://schemas.microsoft.com/office/word/2018/wordml" xmlns:w16du="http://schemas.microsoft.com/office/word/2023/wordml/word16du" xmlns:w16sdtdh="http://schemas.microsoft.com/office/word/2020/wordml/sdtdatahash" xmlns:w16sdtfl="http://schemas.microsoft.com/office/word/2024/wordml/sdtformatlock" xmlns:w16se="http://schemas.microsoft.com/office/word/2015/wordml/symex" xmlns:wpg="http://schemas.microsoft.com/office/word/2010/wordprocessingGroup" xmlns:wpi="http://schemas.microsoft.com/office/word/2010/wordprocessingInk" xmlns:wne="http://schemas.microsoft.com/office/word/2006/wordml" xmlns:wps="http://schemas.microsoft.com/office/word/2010/wordprocessingShape" mc:Ignorable="w14 w15 w16se w16cid w16 w16cex w16sdtdh w16sdtfl w16du wp14">
   <w:abstractNum w:abstractNumId="0" w15:restartNumberingAfterBreak="0">
+    <w:nsid w:val="07DC42C8"/>
+    <w:multiLevelType w:val="hybridMultilevel"/>
+    <w:tmpl w:val="67BADE0C"/>
+    <w:lvl w:ilvl="0" w:tplc="40090001">
+      <w:start w:val="1"/>
+      <w:numFmt w:val="bullet"/>
+      <w:lvlText w:val=""/>
+      <w:lvlJc w:val="left"/>
+      <w:pPr>
+        <w:ind w:left="1024" w:hanging="360"/>
+      </w:pPr>
+      <w:rPr>
+        <w:rFonts w:ascii="Symbol" w:hAnsi="Symbol" w:hint="default"/>
+      </w:rPr>
+    </w:lvl>
+    <w:lvl w:ilvl="1" w:tplc="40090003" w:tentative="1">
+      <w:start w:val="1"/>
+      <w:numFmt w:val="bullet"/>
+      <w:lvlText w:val="o"/>
+      <w:lvlJc w:val="left"/>
+      <w:pPr>
+        <w:ind w:left="1744" w:hanging="360"/>
+      </w:pPr>
+      <w:rPr>
+        <w:rFonts w:ascii="Courier New" w:hAnsi="Courier New" w:cs="Courier New" w:hint="default"/>
+      </w:rPr>
+    </w:lvl>
+    <w:lvl w:ilvl="2" w:tplc="40090005" w:tentative="1">
+      <w:start w:val="1"/>
+      <w:numFmt w:val="bullet"/>
+      <w:lvlText w:val=""/>
+      <w:lvlJc w:val="left"/>
+      <w:pPr>
+        <w:ind w:left="2464" w:hanging="360"/>
+      </w:pPr>
+      <w:rPr>
+        <w:rFonts w:ascii="Wingdings" w:hAnsi="Wingdings" w:hint="default"/>
+      </w:rPr>
+    </w:lvl>
+    <w:lvl w:ilvl="3" w:tplc="40090001" w:tentative="1">
+      <w:start w:val="1"/>
+      <w:numFmt w:val="bullet"/>
+      <w:lvlText w:val=""/>
+      <w:lvlJc w:val="left"/>
+      <w:pPr>
+        <w:ind w:left="3184" w:hanging="360"/>
+      </w:pPr>
+      <w:rPr>
+        <w:rFonts w:ascii="Symbol" w:hAnsi="Symbol" w:hint="default"/>
+      </w:rPr>
+    </w:lvl>
+    <w:lvl w:ilvl="4" w:tplc="40090003" w:tentative="1">
+      <w:start w:val="1"/>
+      <w:numFmt w:val="bullet"/>
+      <w:lvlText w:val="o"/>
+      <w:lvlJc w:val="left"/>
+      <w:pPr>
+        <w:ind w:left="3904" w:hanging="360"/>
+      </w:pPr>
+      <w:rPr>
+        <w:rFonts w:ascii="Courier New" w:hAnsi="Courier New" w:cs="Courier New" w:hint="default"/>
+      </w:rPr>
+    </w:lvl>
+    <w:lvl w:ilvl="5" w:tplc="40090005" w:tentative="1">
+      <w:start w:val="1"/>
+      <w:numFmt w:val="bullet"/>
+      <w:lvlText w:val=""/>
+      <w:lvlJc w:val="left"/>
+      <w:pPr>
+        <w:ind w:left="4624" w:hanging="360"/>
+      </w:pPr>
+      <w:rPr>
+        <w:rFonts w:ascii="Wingdings" w:hAnsi="Wingdings" w:hint="default"/>
+      </w:rPr>
+    </w:lvl>
+    <w:lvl w:ilvl="6" w:tplc="40090001" w:tentative="1">
+      <w:start w:val="1"/>
+      <w:numFmt w:val="bullet"/>
+      <w:lvlText w:val=""/>
+      <w:lvlJc w:val="left"/>
+      <w:pPr>
+        <w:ind w:left="5344" w:hanging="360"/>
+      </w:pPr>
+      <w:rPr>
+        <w:rFonts w:ascii="Symbol" w:hAnsi="Symbol" w:hint="default"/>
+      </w:rPr>
+    </w:lvl>
+    <w:lvl w:ilvl="7" w:tplc="40090003" w:tentative="1">
+      <w:start w:val="1"/>
+      <w:numFmt w:val="bullet"/>
+      <w:lvlText w:val="o"/>
+      <w:lvlJc w:val="left"/>
+      <w:pPr>
+        <w:ind w:left="6064" w:hanging="360"/>
+      </w:pPr>
+      <w:rPr>
+        <w:rFonts w:ascii="Courier New" w:hAnsi="Courier New" w:cs="Courier New" w:hint="default"/>
+      </w:rPr>
+    </w:lvl>
+    <w:lvl w:ilvl="8" w:tplc="40090005" w:tentative="1">
+      <w:start w:val="1"/>
+      <w:numFmt w:val="bullet"/>
+      <w:lvlText w:val=""/>
+      <w:lvlJc w:val="left"/>
+      <w:pPr>
+        <w:ind w:left="6784" w:hanging="360"/>
+      </w:pPr>
+      <w:rPr>
+        <w:rFonts w:ascii="Wingdings" w:hAnsi="Wingdings" w:hint="default"/>
+      </w:rPr>
+    </w:lvl>
+  </w:abstractNum>
+  <w:abstractNum w:abstractNumId="1" w15:restartNumberingAfterBreak="0">
+    <w:nsid w:val="07E86DB5"/>
+    <w:multiLevelType w:val="hybridMultilevel"/>
+    <w:tmpl w:val="2FC2A8AC"/>
+    <w:lvl w:ilvl="0" w:tplc="40090001">
+      <w:start w:val="1"/>
+      <w:numFmt w:val="bullet"/>
+      <w:lvlText w:val=""/>
+      <w:lvlJc w:val="left"/>
+      <w:pPr>
+        <w:ind w:left="720" w:hanging="360"/>
+      </w:pPr>
+      <w:rPr>
+        <w:rFonts w:ascii="Symbol" w:hAnsi="Symbol" w:hint="default"/>
+      </w:rPr>
+    </w:lvl>
+    <w:lvl w:ilvl="1" w:tplc="40090003" w:tentative="1">
+      <w:start w:val="1"/>
+      <w:numFmt w:val="bullet"/>
+      <w:lvlText w:val="o"/>
+      <w:lvlJc w:val="left"/>
+      <w:pPr>
+        <w:ind w:left="1440" w:hanging="360"/>
+      </w:pPr>
+      <w:rPr>
+        <w:rFonts w:ascii="Courier New" w:hAnsi="Courier New" w:cs="Courier New" w:hint="default"/>
+      </w:rPr>
+    </w:lvl>
+    <w:lvl w:ilvl="2" w:tplc="40090005" w:tentative="1">
+      <w:start w:val="1"/>
+      <w:numFmt w:val="bullet"/>
+      <w:lvlText w:val=""/>
+      <w:lvlJc w:val="left"/>
+      <w:pPr>
+        <w:ind w:left="2160" w:hanging="360"/>
+      </w:pPr>
+      <w:rPr>
+        <w:rFonts w:ascii="Wingdings" w:hAnsi="Wingdings" w:hint="default"/>
+      </w:rPr>
+    </w:lvl>
+    <w:lvl w:ilvl="3" w:tplc="40090001" w:tentative="1">
+      <w:start w:val="1"/>
+      <w:numFmt w:val="bullet"/>
+      <w:lvlText w:val=""/>
+      <w:lvlJc w:val="left"/>
+      <w:pPr>
+        <w:ind w:left="2880" w:hanging="360"/>
+      </w:pPr>
+      <w:rPr>
+        <w:rFonts w:ascii="Symbol" w:hAnsi="Symbol" w:hint="default"/>
+      </w:rPr>
+    </w:lvl>
+    <w:lvl w:ilvl="4" w:tplc="40090003" w:tentative="1">
+      <w:start w:val="1"/>
+      <w:numFmt w:val="bullet"/>
+      <w:lvlText w:val="o"/>
+      <w:lvlJc w:val="left"/>
+      <w:pPr>
+        <w:ind w:left="3600" w:hanging="360"/>
+      </w:pPr>
+      <w:rPr>
+        <w:rFonts w:ascii="Courier New" w:hAnsi="Courier New" w:cs="Courier New" w:hint="default"/>
+      </w:rPr>
+    </w:lvl>
+    <w:lvl w:ilvl="5" w:tplc="40090005" w:tentative="1">
+      <w:start w:val="1"/>
+      <w:numFmt w:val="bullet"/>
+      <w:lvlText w:val=""/>
+      <w:lvlJc w:val="left"/>
+      <w:pPr>
+        <w:ind w:left="4320" w:hanging="360"/>
+      </w:pPr>
+      <w:rPr>
+        <w:rFonts w:ascii="Wingdings" w:hAnsi="Wingdings" w:hint="default"/>
+      </w:rPr>
+    </w:lvl>
+    <w:lvl w:ilvl="6" w:tplc="40090001" w:tentative="1">
+      <w:start w:val="1"/>
+      <w:numFmt w:val="bullet"/>
+      <w:lvlText w:val=""/>
+      <w:lvlJc w:val="left"/>
+      <w:pPr>
+        <w:ind w:left="5040" w:hanging="360"/>
+      </w:pPr>
+      <w:rPr>
+        <w:rFonts w:ascii="Symbol" w:hAnsi="Symbol" w:hint="default"/>
+      </w:rPr>
+    </w:lvl>
+    <w:lvl w:ilvl="7" w:tplc="40090003" w:tentative="1">
+      <w:start w:val="1"/>
+      <w:numFmt w:val="bullet"/>
+      <w:lvlText w:val="o"/>
+      <w:lvlJc w:val="left"/>
+      <w:pPr>
+        <w:ind w:left="5760" w:hanging="360"/>
+      </w:pPr>
+      <w:rPr>
+        <w:rFonts w:ascii="Courier New" w:hAnsi="Courier New" w:cs="Courier New" w:hint="default"/>
+      </w:rPr>
+    </w:lvl>
+    <w:lvl w:ilvl="8" w:tplc="40090005" w:tentative="1">
+      <w:start w:val="1"/>
+      <w:numFmt w:val="bullet"/>
+      <w:lvlText w:val=""/>
+      <w:lvlJc w:val="left"/>
+      <w:pPr>
+        <w:ind w:left="6480" w:hanging="360"/>
+      </w:pPr>
+      <w:rPr>
+        <w:rFonts w:ascii="Wingdings" w:hAnsi="Wingdings" w:hint="default"/>
+      </w:rPr>
+    </w:lvl>
+  </w:abstractNum>
+  <w:abstractNum w:abstractNumId="2" w15:restartNumberingAfterBreak="0">
+    <w:nsid w:val="0FA909E3"/>
+    <w:multiLevelType w:val="hybridMultilevel"/>
+    <w:tmpl w:val="0A782332"/>
+    <w:lvl w:ilvl="0" w:tplc="40090001">
+      <w:start w:val="1"/>
+      <w:numFmt w:val="bullet"/>
+      <w:lvlText w:val=""/>
+      <w:lvlJc w:val="left"/>
+      <w:pPr>
+        <w:ind w:left="1024" w:hanging="360"/>
+      </w:pPr>
+      <w:rPr>
+        <w:rFonts w:ascii="Symbol" w:hAnsi="Symbol" w:hint="default"/>
+      </w:rPr>
+    </w:lvl>
+    <w:lvl w:ilvl="1" w:tplc="40090003" w:tentative="1">
+      <w:start w:val="1"/>
+      <w:numFmt w:val="bullet"/>
+      <w:lvlText w:val="o"/>
+      <w:lvlJc w:val="left"/>
+      <w:pPr>
+        <w:ind w:left="1744" w:hanging="360"/>
+      </w:pPr>
+      <w:rPr>
+        <w:rFonts w:ascii="Courier New" w:hAnsi="Courier New" w:cs="Courier New" w:hint="default"/>
+      </w:rPr>
+    </w:lvl>
+    <w:lvl w:ilvl="2" w:tplc="40090005" w:tentative="1">
+      <w:start w:val="1"/>
+      <w:numFmt w:val="bullet"/>
+      <w:lvlText w:val=""/>
+      <w:lvlJc w:val="left"/>
+      <w:pPr>
+        <w:ind w:left="2464" w:hanging="360"/>
+      </w:pPr>
+      <w:rPr>
+        <w:rFonts w:ascii="Wingdings" w:hAnsi="Wingdings" w:hint="default"/>
+      </w:rPr>
+    </w:lvl>
+    <w:lvl w:ilvl="3" w:tplc="40090001" w:tentative="1">
+      <w:start w:val="1"/>
+      <w:numFmt w:val="bullet"/>
+      <w:lvlText w:val=""/>
+      <w:lvlJc w:val="left"/>
+      <w:pPr>
+        <w:ind w:left="3184" w:hanging="360"/>
+      </w:pPr>
+      <w:rPr>
+        <w:rFonts w:ascii="Symbol" w:hAnsi="Symbol" w:hint="default"/>
+      </w:rPr>
+    </w:lvl>
+    <w:lvl w:ilvl="4" w:tplc="40090003" w:tentative="1">
+      <w:start w:val="1"/>
+      <w:numFmt w:val="bullet"/>
+      <w:lvlText w:val="o"/>
+      <w:lvlJc w:val="left"/>
+      <w:pPr>
+        <w:ind w:left="3904" w:hanging="360"/>
+      </w:pPr>
+      <w:rPr>
+        <w:rFonts w:ascii="Courier New" w:hAnsi="Courier New" w:cs="Courier New" w:hint="default"/>
+      </w:rPr>
+    </w:lvl>
+    <w:lvl w:ilvl="5" w:tplc="40090005" w:tentative="1">
+      <w:start w:val="1"/>
+      <w:numFmt w:val="bullet"/>
+      <w:lvlText w:val=""/>
+      <w:lvlJc w:val="left"/>
+      <w:pPr>
+        <w:ind w:left="4624" w:hanging="360"/>
+      </w:pPr>
+      <w:rPr>
+        <w:rFonts w:ascii="Wingdings" w:hAnsi="Wingdings" w:hint="default"/>
+      </w:rPr>
+    </w:lvl>
+    <w:lvl w:ilvl="6" w:tplc="40090001" w:tentative="1">
+      <w:start w:val="1"/>
+      <w:numFmt w:val="bullet"/>
+      <w:lvlText w:val=""/>
+      <w:lvlJc w:val="left"/>
+      <w:pPr>
+        <w:ind w:left="5344" w:hanging="360"/>
+      </w:pPr>
+      <w:rPr>
+        <w:rFonts w:ascii="Symbol" w:hAnsi="Symbol" w:hint="default"/>
+      </w:rPr>
+    </w:lvl>
+    <w:lvl w:ilvl="7" w:tplc="40090003" w:tentative="1">
+      <w:start w:val="1"/>
+      <w:numFmt w:val="bullet"/>
+      <w:lvlText w:val="o"/>
+      <w:lvlJc w:val="left"/>
+      <w:pPr>
+        <w:ind w:left="6064" w:hanging="360"/>
+      </w:pPr>
+      <w:rPr>
+        <w:rFonts w:ascii="Courier New" w:hAnsi="Courier New" w:cs="Courier New" w:hint="default"/>
+      </w:rPr>
+    </w:lvl>
+    <w:lvl w:ilvl="8" w:tplc="40090005" w:tentative="1">
+      <w:start w:val="1"/>
+      <w:numFmt w:val="bullet"/>
+      <w:lvlText w:val=""/>
+      <w:lvlJc w:val="left"/>
+      <w:pPr>
+        <w:ind w:left="6784" w:hanging="360"/>
+      </w:pPr>
+      <w:rPr>
+        <w:rFonts w:ascii="Wingdings" w:hAnsi="Wingdings" w:hint="default"/>
+      </w:rPr>
+    </w:lvl>
+  </w:abstractNum>
+  <w:abstractNum w:abstractNumId="3" w15:restartNumberingAfterBreak="0">
+    <w:nsid w:val="5D636B32"/>
+    <w:multiLevelType w:val="hybridMultilevel"/>
+    <w:tmpl w:val="5D52A956"/>
+    <w:lvl w:ilvl="0" w:tplc="40090001">
+      <w:start w:val="1"/>
+      <w:numFmt w:val="bullet"/>
+      <w:lvlText w:val=""/>
+      <w:lvlJc w:val="left"/>
+      <w:pPr>
+        <w:ind w:left="664" w:hanging="360"/>
+      </w:pPr>
+      <w:rPr>
+        <w:rFonts w:ascii="Symbol" w:hAnsi="Symbol" w:hint="default"/>
+      </w:rPr>
+    </w:lvl>
+    <w:lvl w:ilvl="1" w:tplc="40090003" w:tentative="1">
+      <w:start w:val="1"/>
+      <w:numFmt w:val="bullet"/>
+      <w:lvlText w:val="o"/>
+      <w:lvlJc w:val="left"/>
+      <w:pPr>
+        <w:ind w:left="1384" w:hanging="360"/>
+      </w:pPr>
+      <w:rPr>
+        <w:rFonts w:ascii="Courier New" w:hAnsi="Courier New" w:cs="Courier New" w:hint="default"/>
+      </w:rPr>
+    </w:lvl>
+    <w:lvl w:ilvl="2" w:tplc="40090005" w:tentative="1">
+      <w:start w:val="1"/>
+      <w:numFmt w:val="bullet"/>
+      <w:lvlText w:val=""/>
+      <w:lvlJc w:val="left"/>
+      <w:pPr>
+        <w:ind w:left="2104" w:hanging="360"/>
+      </w:pPr>
+      <w:rPr>
+        <w:rFonts w:ascii="Wingdings" w:hAnsi="Wingdings" w:hint="default"/>
+      </w:rPr>
+    </w:lvl>
+    <w:lvl w:ilvl="3" w:tplc="40090001" w:tentative="1">
+      <w:start w:val="1"/>
+      <w:numFmt w:val="bullet"/>
+      <w:lvlText w:val=""/>
+      <w:lvlJc w:val="left"/>
+      <w:pPr>
+        <w:ind w:left="2824" w:hanging="360"/>
+      </w:pPr>
+      <w:rPr>
+        <w:rFonts w:ascii="Symbol" w:hAnsi="Symbol" w:hint="default"/>
+      </w:rPr>
+    </w:lvl>
+    <w:lvl w:ilvl="4" w:tplc="40090003" w:tentative="1">
+      <w:start w:val="1"/>
+      <w:numFmt w:val="bullet"/>
+      <w:lvlText w:val="o"/>
+      <w:lvlJc w:val="left"/>
+      <w:pPr>
+        <w:ind w:left="3544" w:hanging="360"/>
+      </w:pPr>
+      <w:rPr>
+        <w:rFonts w:ascii="Courier New" w:hAnsi="Courier New" w:cs="Courier New" w:hint="default"/>
+      </w:rPr>
+    </w:lvl>
+    <w:lvl w:ilvl="5" w:tplc="40090005" w:tentative="1">
+      <w:start w:val="1"/>
+      <w:numFmt w:val="bullet"/>
+      <w:lvlText w:val=""/>
+      <w:lvlJc w:val="left"/>
+      <w:pPr>
+        <w:ind w:left="4264" w:hanging="360"/>
+      </w:pPr>
+      <w:rPr>
+        <w:rFonts w:ascii="Wingdings" w:hAnsi="Wingdings" w:hint="default"/>
+      </w:rPr>
+    </w:lvl>
+    <w:lvl w:ilvl="6" w:tplc="40090001" w:tentative="1">
+      <w:start w:val="1"/>
+      <w:numFmt w:val="bullet"/>
+      <w:lvlText w:val=""/>
+      <w:lvlJc w:val="left"/>
+      <w:pPr>
+        <w:ind w:left="4984" w:hanging="360"/>
+      </w:pPr>
+      <w:rPr>
+        <w:rFonts w:ascii="Symbol" w:hAnsi="Symbol" w:hint="default"/>
+      </w:rPr>
+    </w:lvl>
+    <w:lvl w:ilvl="7" w:tplc="40090003" w:tentative="1">
+      <w:start w:val="1"/>
+      <w:numFmt w:val="bullet"/>
+      <w:lvlText w:val="o"/>
+      <w:lvlJc w:val="left"/>
+      <w:pPr>
+        <w:ind w:left="5704" w:hanging="360"/>
+      </w:pPr>
+      <w:rPr>
+        <w:rFonts w:ascii="Courier New" w:hAnsi="Courier New" w:cs="Courier New" w:hint="default"/>
+      </w:rPr>
+    </w:lvl>
+    <w:lvl w:ilvl="8" w:tplc="40090005" w:tentative="1">
+      <w:start w:val="1"/>
+      <w:numFmt w:val="bullet"/>
+      <w:lvlText w:val=""/>
+      <w:lvlJc w:val="left"/>
+      <w:pPr>
+        <w:ind w:left="6424" w:hanging="360"/>
+      </w:pPr>
+      <w:rPr>
+        <w:rFonts w:ascii="Wingdings" w:hAnsi="Wingdings" w:hint="default"/>
+      </w:rPr>
+    </w:lvl>
+  </w:abstractNum>
+  <w:abstractNum w:abstractNumId="4" w15:restartNumberingAfterBreak="0">
     <w:nsid w:val="6E4D4CF8"/>
     <w:multiLevelType w:val="hybridMultilevel"/>
     <w:tmpl w:val="F99A3EF6"/>
@@ -1757,7 +2341,19 @@
     </w:lvl>
   </w:abstractNum>
   <w:num w:numId="1" w16cid:durableId="1100417652">
+    <w:abstractNumId w:val="4"/>
+  </w:num>
+  <w:num w:numId="2" w16cid:durableId="2102287209">
+    <w:abstractNumId w:val="2"/>
+  </w:num>
+  <w:num w:numId="3" w16cid:durableId="1512178120">
+    <w:abstractNumId w:val="1"/>
+  </w:num>
+  <w:num w:numId="4" w16cid:durableId="257102995">
     <w:abstractNumId w:val="0"/>
+  </w:num>
+  <w:num w:numId="5" w16cid:durableId="1504665952">
+    <w:abstractNumId w:val="3"/>
   </w:num>
 </w:numbering>
 </file>
@@ -2187,6 +2783,7 @@
   <w:style w:type="character" w:default="1" w:styleId="DefaultParagraphFont">
     <w:name w:val="Default Paragraph Font"/>
     <w:uiPriority w:val="1"/>
+    <w:semiHidden/>
     <w:unhideWhenUsed/>
   </w:style>
   <w:style w:type="table" w:default="1" w:styleId="TableNormal">

--- a/template.docx
+++ b/template.docx
@@ -5,9 +5,9 @@
     <w:p>
       <w:pPr>
         <w:pStyle w:val="Heading1"/>
-        <w:spacing w:before="186"/>
         <w:ind w:left="304"/>
         <w:rPr>
+          <w:rFonts w:ascii="Poppins" w:hAnsi="Poppins" w:cs="Poppins"/>
           <w:color w:val="1F487C"/>
           <w:spacing w:val="-2"/>
           <w:w w:val="105"/>
@@ -15,6 +15,7 @@
       </w:pPr>
       <w:r>
         <w:rPr>
+          <w:rFonts w:ascii="Poppins" w:hAnsi="Poppins" w:cs="Poppins"/>
           <w:color w:val="1F487C"/>
           <w:w w:val="105"/>
         </w:rPr>
@@ -22,6 +23,7 @@
       </w:r>
       <w:r>
         <w:rPr>
+          <w:rFonts w:ascii="Poppins" w:hAnsi="Poppins" w:cs="Poppins"/>
           <w:color w:val="1F487C"/>
           <w:spacing w:val="-8"/>
           <w:w w:val="105"/>
@@ -30,6 +32,7 @@
       </w:r>
       <w:r>
         <w:rPr>
+          <w:rFonts w:ascii="Poppins" w:hAnsi="Poppins" w:cs="Poppins"/>
           <w:color w:val="1F487C"/>
           <w:spacing w:val="-2"/>
           <w:w w:val="105"/>
@@ -42,6 +45,7 @@
         <w:pStyle w:val="Heading1"/>
         <w:ind w:left="304"/>
         <w:rPr>
+          <w:rFonts w:ascii="Poppins" w:hAnsi="Poppins" w:cs="Poppins"/>
           <w:b w:val="0"/>
           <w:bCs w:val="0"/>
           <w:spacing w:val="-2"/>
@@ -50,6 +54,7 @@
       </w:pPr>
       <w:r>
         <w:rPr>
+          <w:rFonts w:ascii="Poppins" w:hAnsi="Poppins" w:cs="Poppins"/>
           <w:b w:val="0"/>
           <w:bCs w:val="0"/>
           <w:spacing w:val="-2"/>
@@ -60,6 +65,7 @@
       <w:proofErr w:type="spellStart"/>
       <w:r>
         <w:rPr>
+          <w:rFonts w:ascii="Poppins" w:hAnsi="Poppins" w:cs="Poppins"/>
           <w:b w:val="0"/>
           <w:bCs w:val="0"/>
           <w:spacing w:val="-2"/>
@@ -70,6 +76,7 @@
       <w:proofErr w:type="spellEnd"/>
       <w:r>
         <w:rPr>
+          <w:rFonts w:ascii="Poppins" w:hAnsi="Poppins" w:cs="Poppins"/>
           <w:b w:val="0"/>
           <w:bCs w:val="0"/>
           <w:spacing w:val="-2"/>
@@ -87,6 +94,7 @@
         </w:numPr>
         <w:ind w:left="663" w:hanging="357"/>
         <w:rPr>
+          <w:rFonts w:ascii="Poppins" w:hAnsi="Poppins" w:cs="Poppins"/>
           <w:b w:val="0"/>
           <w:bCs w:val="0"/>
           <w:spacing w:val="-2"/>
@@ -96,6 +104,7 @@
       <w:proofErr w:type="gramStart"/>
       <w:r>
         <w:rPr>
+          <w:rFonts w:ascii="Poppins" w:hAnsi="Poppins" w:cs="Poppins"/>
           <w:b w:val="0"/>
           <w:bCs w:val="0"/>
           <w:spacing w:val="-2"/>
@@ -106,6 +115,7 @@
       <w:proofErr w:type="gramEnd"/>
       <w:r>
         <w:rPr>
+          <w:rFonts w:ascii="Poppins" w:hAnsi="Poppins" w:cs="Poppins"/>
           <w:b w:val="0"/>
           <w:bCs w:val="0"/>
           <w:spacing w:val="-2"/>
@@ -119,6 +129,7 @@
         <w:pStyle w:val="Heading1"/>
         <w:ind w:left="304"/>
         <w:rPr>
+          <w:rFonts w:ascii="Poppins" w:hAnsi="Poppins" w:cs="Poppins"/>
           <w:b w:val="0"/>
           <w:bCs w:val="0"/>
           <w:spacing w:val="-2"/>
@@ -127,6 +138,7 @@
       </w:pPr>
       <w:r>
         <w:rPr>
+          <w:rFonts w:ascii="Poppins" w:hAnsi="Poppins" w:cs="Poppins"/>
           <w:b w:val="0"/>
           <w:bCs w:val="0"/>
           <w:spacing w:val="-2"/>
@@ -137,6 +149,7 @@
       <w:proofErr w:type="spellStart"/>
       <w:r>
         <w:rPr>
+          <w:rFonts w:ascii="Poppins" w:hAnsi="Poppins" w:cs="Poppins"/>
           <w:b w:val="0"/>
           <w:bCs w:val="0"/>
           <w:spacing w:val="-2"/>
@@ -147,6 +160,7 @@
       <w:proofErr w:type="spellEnd"/>
       <w:r>
         <w:rPr>
+          <w:rFonts w:ascii="Poppins" w:hAnsi="Poppins" w:cs="Poppins"/>
           <w:b w:val="0"/>
           <w:bCs w:val="0"/>
           <w:spacing w:val="-2"/>
@@ -158,15 +172,29 @@
     <w:p>
       <w:pPr>
         <w:pStyle w:val="Heading1"/>
-        <w:spacing w:before="186"/>
         <w:ind w:left="304"/>
         <w:rPr>
+          <w:rFonts w:ascii="Poppins" w:hAnsi="Poppins" w:cs="Poppins"/>
+          <w:b w:val="0"/>
+          <w:bCs w:val="0"/>
+          <w:spacing w:val="-2"/>
+          <w:w w:val="105"/>
+        </w:rPr>
+      </w:pPr>
+    </w:p>
+    <w:p>
+      <w:pPr>
+        <w:pStyle w:val="Heading1"/>
+        <w:ind w:left="304"/>
+        <w:rPr>
+          <w:rFonts w:ascii="Poppins" w:hAnsi="Poppins" w:cs="Poppins"/>
           <w:color w:val="1F487C"/>
           <w:w w:val="105"/>
         </w:rPr>
       </w:pPr>
       <w:r>
         <w:rPr>
+          <w:rFonts w:ascii="Poppins" w:hAnsi="Poppins" w:cs="Poppins"/>
           <w:color w:val="1F487C"/>
           <w:w w:val="105"/>
         </w:rPr>
@@ -174,6 +202,7 @@
       </w:r>
       <w:r>
         <w:rPr>
+          <w:rFonts w:ascii="Poppins" w:hAnsi="Poppins" w:cs="Poppins"/>
           <w:color w:val="1F487C"/>
           <w:w w:val="105"/>
         </w:rPr>
@@ -185,78 +214,61 @@
         <w:spacing w:before="91"/>
         <w:ind w:left="306"/>
         <w:rPr>
-          <w:rFonts w:ascii="Arial" w:eastAsia="Arial" w:hAnsi="Arial" w:cs="Arial"/>
-          <w:sz w:val="14"/>
-          <w:szCs w:val="14"/>
-        </w:rPr>
-      </w:pPr>
-      <w:r>
-        <w:rPr>
-          <w:rFonts w:ascii="Arial" w:eastAsia="Arial" w:hAnsi="Arial" w:cs="Arial"/>
-          <w:sz w:val="14"/>
-          <w:szCs w:val="14"/>
-        </w:rPr>
-        <w:t>{% for item in details %}</w:t>
-      </w:r>
-      <w:r>
-        <w:rPr>
-          <w:rFonts w:ascii="Arial" w:eastAsia="Arial" w:hAnsi="Arial" w:cs="Arial"/>
-          <w:sz w:val="14"/>
-          <w:szCs w:val="14"/>
-        </w:rPr>
-        <w:br/>
-      </w:r>
-      <w:proofErr w:type="gramStart"/>
-      <w:r>
-        <w:rPr>
-          <w:rFonts w:ascii="Arial" w:eastAsia="Arial" w:hAnsi="Arial" w:cs="Arial"/>
+          <w:rFonts w:ascii="Poppins" w:eastAsia="Arial" w:hAnsi="Poppins" w:cs="Poppins"/>
           <w:b/>
           <w:bCs/>
           <w:color w:val="1F497D" w:themeColor="text2"/>
           <w:sz w:val="16"/>
           <w:szCs w:val="16"/>
         </w:rPr>
+      </w:pPr>
+      <w:r>
+        <w:rPr>
+          <w:rFonts w:ascii="Poppins" w:eastAsia="Arial" w:hAnsi="Poppins" w:cs="Poppins"/>
+          <w:sz w:val="14"/>
+          <w:szCs w:val="14"/>
+        </w:rPr>
+        <w:t>{% for item in details %}</w:t>
+      </w:r>
+      <w:r>
+        <w:rPr>
+          <w:rFonts w:ascii="Poppins" w:eastAsia="Arial" w:hAnsi="Poppins" w:cs="Poppins"/>
+          <w:sz w:val="14"/>
+          <w:szCs w:val="14"/>
+        </w:rPr>
+        <w:br/>
+      </w:r>
+      <w:proofErr w:type="gramStart"/>
+      <w:r>
+        <w:rPr>
+          <w:rStyle w:val="newstitleChar"/>
+        </w:rPr>
         <w:t xml:space="preserve">{{ </w:t>
       </w:r>
       <w:proofErr w:type="spellStart"/>
       <w:r>
         <w:rPr>
-          <w:rFonts w:ascii="Arial" w:eastAsia="Arial" w:hAnsi="Arial" w:cs="Arial"/>
-          <w:b/>
-          <w:bCs/>
-          <w:color w:val="1F497D" w:themeColor="text2"/>
-          <w:sz w:val="16"/>
-          <w:szCs w:val="16"/>
+          <w:rStyle w:val="newstitleChar"/>
         </w:rPr>
         <w:t>item</w:t>
       </w:r>
       <w:proofErr w:type="gramEnd"/>
       <w:r>
         <w:rPr>
-          <w:rFonts w:ascii="Arial" w:eastAsia="Arial" w:hAnsi="Arial" w:cs="Arial"/>
-          <w:b/>
-          <w:bCs/>
-          <w:color w:val="1F497D" w:themeColor="text2"/>
-          <w:sz w:val="16"/>
-          <w:szCs w:val="16"/>
+          <w:rStyle w:val="newstitleChar"/>
         </w:rPr>
         <w:t>.title</w:t>
       </w:r>
       <w:proofErr w:type="spellEnd"/>
       <w:r>
         <w:rPr>
-          <w:rFonts w:ascii="Arial" w:eastAsia="Arial" w:hAnsi="Arial" w:cs="Arial"/>
-          <w:b/>
-          <w:bCs/>
-          <w:color w:val="1F497D" w:themeColor="text2"/>
-          <w:sz w:val="16"/>
-          <w:szCs w:val="16"/>
+          <w:rStyle w:val="newstitleChar"/>
         </w:rPr>
         <w:t xml:space="preserve"> }}</w:t>
       </w:r>
       <w:r>
         <w:rPr>
-          <w:rFonts w:ascii="Arial" w:eastAsia="Arial" w:hAnsi="Arial" w:cs="Arial"/>
+          <w:rFonts w:ascii="Poppins" w:eastAsia="Arial" w:hAnsi="Poppins" w:cs="Poppins"/>
           <w:color w:val="1F497D" w:themeColor="text2"/>
           <w:sz w:val="14"/>
           <w:szCs w:val="14"/>
@@ -266,266 +278,65 @@
       <w:proofErr w:type="gramStart"/>
       <w:r>
         <w:rPr>
-          <w:rFonts w:ascii="Arial" w:eastAsia="Arial" w:hAnsi="Arial" w:cs="Arial"/>
+          <w:rStyle w:val="newbodyChar"/>
+        </w:rPr>
+        <w:t xml:space="preserve">{{ </w:t>
+      </w:r>
+      <w:proofErr w:type="spellStart"/>
+      <w:r>
+        <w:rPr>
+          <w:rStyle w:val="newbodyChar"/>
+        </w:rPr>
+        <w:t>item</w:t>
+      </w:r>
+      <w:proofErr w:type="gramEnd"/>
+      <w:r>
+        <w:rPr>
+          <w:rStyle w:val="newbodyChar"/>
+        </w:rPr>
+        <w:t>.content</w:t>
+      </w:r>
+      <w:proofErr w:type="spellEnd"/>
+      <w:r>
+        <w:rPr>
+          <w:rStyle w:val="newbodyChar"/>
+        </w:rPr>
+        <w:t xml:space="preserve"> }}</w:t>
+      </w:r>
+      <w:r>
+        <w:rPr>
+          <w:rFonts w:ascii="Poppins" w:eastAsia="Arial" w:hAnsi="Poppins" w:cs="Poppins"/>
           <w:sz w:val="14"/>
           <w:szCs w:val="14"/>
         </w:rPr>
-        <w:t xml:space="preserve">{{ </w:t>
+        <w:br/>
+        <w:t xml:space="preserve">{% </w:t>
       </w:r>
       <w:proofErr w:type="spellStart"/>
       <w:r>
         <w:rPr>
-          <w:rFonts w:ascii="Arial" w:eastAsia="Arial" w:hAnsi="Arial" w:cs="Arial"/>
+          <w:rFonts w:ascii="Poppins" w:eastAsia="Arial" w:hAnsi="Poppins" w:cs="Poppins"/>
           <w:sz w:val="14"/>
           <w:szCs w:val="14"/>
         </w:rPr>
-        <w:t>item</w:t>
-      </w:r>
-      <w:proofErr w:type="gramEnd"/>
-      <w:r>
-        <w:rPr>
-          <w:rFonts w:ascii="Arial" w:eastAsia="Arial" w:hAnsi="Arial" w:cs="Arial"/>
+        <w:t>endfor</w:t>
+      </w:r>
+      <w:proofErr w:type="spellEnd"/>
+      <w:r>
+        <w:rPr>
+          <w:rFonts w:ascii="Poppins" w:eastAsia="Arial" w:hAnsi="Poppins" w:cs="Poppins"/>
           <w:sz w:val="14"/>
           <w:szCs w:val="14"/>
         </w:rPr>
-        <w:t>.content</w:t>
-      </w:r>
-      <w:proofErr w:type="spellEnd"/>
-      <w:r>
-        <w:rPr>
-          <w:rFonts w:ascii="Arial" w:eastAsia="Arial" w:hAnsi="Arial" w:cs="Arial"/>
-          <w:sz w:val="14"/>
-          <w:szCs w:val="14"/>
-        </w:rPr>
-        <w:t xml:space="preserve"> }}</w:t>
-      </w:r>
-      <w:r>
-        <w:rPr>
-          <w:rFonts w:ascii="Arial" w:eastAsia="Arial" w:hAnsi="Arial" w:cs="Arial"/>
-          <w:sz w:val="14"/>
-          <w:szCs w:val="14"/>
-        </w:rPr>
-        <w:br/>
-        <w:t xml:space="preserve">{% </w:t>
-      </w:r>
-      <w:proofErr w:type="spellStart"/>
-      <w:r>
-        <w:rPr>
-          <w:rFonts w:ascii="Arial" w:eastAsia="Arial" w:hAnsi="Arial" w:cs="Arial"/>
-          <w:sz w:val="14"/>
-          <w:szCs w:val="14"/>
-        </w:rPr>
-        <w:t>endfor</w:t>
-      </w:r>
-      <w:proofErr w:type="spellEnd"/>
-      <w:r>
-        <w:rPr>
-          <w:rFonts w:ascii="Arial" w:eastAsia="Arial" w:hAnsi="Arial" w:cs="Arial"/>
-          <w:sz w:val="14"/>
-          <w:szCs w:val="14"/>
-        </w:rPr>
         <w:t xml:space="preserve"> %}</w:t>
       </w:r>
-    </w:p>
-    <w:p/>
-    <w:p>
-      <w:pPr>
-        <w:sectPr>
-          <w:headerReference w:type="default" r:id="rId7"/>
-          <w:footerReference w:type="default" r:id="rId8"/>
-          <w:type w:val="continuous"/>
-          <w:pgSz w:w="5940" w:h="8390"/>
-          <w:pgMar w:top="820" w:right="0" w:bottom="1000" w:left="0" w:header="0" w:footer="802" w:gutter="0"/>
-          <w:pgNumType w:start="1"/>
-          <w:cols w:space="720"/>
-        </w:sectPr>
-      </w:pPr>
     </w:p>
     <w:p>
       <w:pPr>
         <w:pStyle w:val="BodyText"/>
         <w:spacing w:before="3"/>
         <w:rPr>
-          <w:sz w:val="20"/>
-        </w:rPr>
-      </w:pPr>
-    </w:p>
-    <w:p>
-      <w:pPr>
-        <w:pStyle w:val="BodyText"/>
-        <w:spacing w:before="3"/>
-        <w:rPr>
-          <w:sz w:val="20"/>
-        </w:rPr>
-      </w:pPr>
-    </w:p>
-    <w:p>
-      <w:pPr>
-        <w:pStyle w:val="BodyText"/>
-        <w:spacing w:before="3"/>
-        <w:rPr>
-          <w:sz w:val="20"/>
-        </w:rPr>
-      </w:pPr>
-    </w:p>
-    <w:p>
-      <w:pPr>
-        <w:pStyle w:val="BodyText"/>
-        <w:spacing w:before="3"/>
-        <w:rPr>
-          <w:sz w:val="20"/>
-        </w:rPr>
-      </w:pPr>
-    </w:p>
-    <w:p>
-      <w:pPr>
-        <w:pStyle w:val="BodyText"/>
-        <w:spacing w:before="3"/>
-        <w:rPr>
-          <w:sz w:val="20"/>
-        </w:rPr>
-      </w:pPr>
-    </w:p>
-    <w:p>
-      <w:pPr>
-        <w:pStyle w:val="BodyText"/>
-        <w:spacing w:before="3"/>
-        <w:rPr>
-          <w:sz w:val="20"/>
-        </w:rPr>
-      </w:pPr>
-    </w:p>
-    <w:p>
-      <w:pPr>
-        <w:pStyle w:val="BodyText"/>
-        <w:spacing w:before="3"/>
-        <w:rPr>
-          <w:sz w:val="20"/>
-        </w:rPr>
-      </w:pPr>
-    </w:p>
-    <w:p>
-      <w:pPr>
-        <w:pStyle w:val="BodyText"/>
-        <w:spacing w:before="3"/>
-        <w:rPr>
-          <w:sz w:val="20"/>
-        </w:rPr>
-      </w:pPr>
-    </w:p>
-    <w:p>
-      <w:pPr>
-        <w:pStyle w:val="BodyText"/>
-        <w:spacing w:before="3"/>
-        <w:rPr>
-          <w:sz w:val="20"/>
-        </w:rPr>
-      </w:pPr>
-    </w:p>
-    <w:p>
-      <w:pPr>
-        <w:pStyle w:val="BodyText"/>
-        <w:spacing w:before="3"/>
-        <w:rPr>
-          <w:sz w:val="20"/>
-        </w:rPr>
-      </w:pPr>
-    </w:p>
-    <w:p>
-      <w:pPr>
-        <w:pStyle w:val="BodyText"/>
-        <w:spacing w:before="3"/>
-        <w:rPr>
-          <w:sz w:val="20"/>
-        </w:rPr>
-      </w:pPr>
-    </w:p>
-    <w:p>
-      <w:pPr>
-        <w:pStyle w:val="BodyText"/>
-        <w:spacing w:before="3"/>
-        <w:rPr>
-          <w:sz w:val="20"/>
-        </w:rPr>
-      </w:pPr>
-    </w:p>
-    <w:p>
-      <w:pPr>
-        <w:pStyle w:val="BodyText"/>
-        <w:spacing w:before="3"/>
-        <w:rPr>
-          <w:sz w:val="20"/>
-        </w:rPr>
-      </w:pPr>
-    </w:p>
-    <w:p>
-      <w:pPr>
-        <w:pStyle w:val="BodyText"/>
-        <w:spacing w:before="3"/>
-        <w:rPr>
-          <w:sz w:val="20"/>
-        </w:rPr>
-      </w:pPr>
-    </w:p>
-    <w:p>
-      <w:pPr>
-        <w:pStyle w:val="BodyText"/>
-        <w:spacing w:before="3"/>
-        <w:rPr>
-          <w:sz w:val="20"/>
-        </w:rPr>
-      </w:pPr>
-    </w:p>
-    <w:p>
-      <w:pPr>
-        <w:pStyle w:val="BodyText"/>
-        <w:spacing w:before="3"/>
-        <w:rPr>
-          <w:sz w:val="20"/>
-        </w:rPr>
-      </w:pPr>
-    </w:p>
-    <w:p>
-      <w:pPr>
-        <w:pStyle w:val="BodyText"/>
-        <w:spacing w:before="3"/>
-        <w:rPr>
-          <w:sz w:val="20"/>
-        </w:rPr>
-      </w:pPr>
-    </w:p>
-    <w:p>
-      <w:pPr>
-        <w:pStyle w:val="BodyText"/>
-        <w:spacing w:before="3"/>
-        <w:rPr>
-          <w:sz w:val="20"/>
-        </w:rPr>
-      </w:pPr>
-    </w:p>
-    <w:p>
-      <w:pPr>
-        <w:pStyle w:val="BodyText"/>
-        <w:spacing w:before="3"/>
-        <w:rPr>
-          <w:sz w:val="20"/>
-        </w:rPr>
-      </w:pPr>
-    </w:p>
-    <w:p>
-      <w:pPr>
-        <w:pStyle w:val="BodyText"/>
-        <w:spacing w:before="3"/>
-        <w:rPr>
-          <w:sz w:val="20"/>
-        </w:rPr>
-      </w:pPr>
-    </w:p>
-    <w:p>
-      <w:pPr>
-        <w:pStyle w:val="BodyText"/>
-        <w:spacing w:before="3"/>
-        <w:rPr>
+          <w:rFonts w:ascii="Poppins" w:hAnsi="Poppins" w:cs="Poppins"/>
           <w:sz w:val="20"/>
         </w:rPr>
       </w:pPr>
@@ -537,13 +348,14 @@
           <w:tab w:val="left" w:pos="5939"/>
         </w:tabs>
         <w:rPr>
-          <w:rFonts w:ascii="Arial"/>
+          <w:rFonts w:ascii="Poppins" w:hAnsi="Poppins" w:cs="Poppins"/>
           <w:b/>
           <w:sz w:val="16"/>
         </w:rPr>
       </w:pPr>
       <w:r>
         <w:rPr>
+          <w:rFonts w:ascii="Poppins" w:hAnsi="Poppins" w:cs="Poppins"/>
           <w:noProof/>
         </w:rPr>
         <w:drawing>
@@ -570,7 +382,7 @@
                     <pic:cNvPicPr/>
                   </pic:nvPicPr>
                   <pic:blipFill>
-                    <a:blip r:embed="rId9" cstate="print"/>
+                    <a:blip r:embed="rId7" cstate="print"/>
                     <a:stretch>
                       <a:fillRect/>
                     </a:stretch>
@@ -592,7 +404,7 @@
       </w:r>
       <w:r>
         <w:rPr>
-          <w:rFonts w:ascii="Arial"/>
+          <w:rFonts w:ascii="Poppins" w:hAnsi="Poppins" w:cs="Poppins"/>
           <w:b/>
           <w:color w:val="005464"/>
           <w:sz w:val="16"/>
@@ -602,7 +414,7 @@
       </w:r>
       <w:r>
         <w:rPr>
-          <w:rFonts w:ascii="Arial"/>
+          <w:rFonts w:ascii="Poppins" w:hAnsi="Poppins" w:cs="Poppins"/>
           <w:b/>
           <w:color w:val="005464"/>
           <w:spacing w:val="-2"/>
@@ -614,7 +426,7 @@
       </w:r>
       <w:r>
         <w:rPr>
-          <w:rFonts w:ascii="Arial"/>
+          <w:rFonts w:ascii="Poppins" w:hAnsi="Poppins" w:cs="Poppins"/>
           <w:b/>
           <w:color w:val="005464"/>
           <w:sz w:val="16"/>
@@ -629,27 +441,39 @@
         <w:spacing w:before="67" w:line="225" w:lineRule="auto"/>
         <w:ind w:left="394" w:right="337"/>
         <w:jc w:val="both"/>
-      </w:pPr>
-      <w:r>
+        <w:rPr>
+          <w:rFonts w:ascii="Poppins" w:hAnsi="Poppins" w:cs="Poppins"/>
+        </w:rPr>
+      </w:pPr>
+      <w:r>
+        <w:rPr>
+          <w:rFonts w:ascii="Poppins" w:hAnsi="Poppins" w:cs="Poppins"/>
+        </w:rPr>
         <w:t>This research summary is based on publicly available news sources and</w:t>
       </w:r>
       <w:r>
         <w:rPr>
+          <w:rFonts w:ascii="Poppins" w:hAnsi="Poppins" w:cs="Poppins"/>
           <w:spacing w:val="40"/>
         </w:rPr>
         <w:t xml:space="preserve"> </w:t>
       </w:r>
       <w:r>
+        <w:rPr>
+          <w:rFonts w:ascii="Poppins" w:hAnsi="Poppins" w:cs="Poppins"/>
+        </w:rPr>
         <w:t xml:space="preserve">is intended solely for informational purposes. While reasonable care has been taken to ensure </w:t>
       </w:r>
       <w:r>
         <w:rPr>
+          <w:rFonts w:ascii="Poppins" w:hAnsi="Poppins" w:cs="Poppins"/>
           <w:w w:val="110"/>
         </w:rPr>
         <w:t>a</w:t>
       </w:r>
       <w:r>
         <w:rPr>
+          <w:rFonts w:ascii="Poppins" w:hAnsi="Poppins" w:cs="Poppins"/>
           <w:spacing w:val="-2"/>
           <w:w w:val="114"/>
         </w:rPr>
@@ -657,12 +481,14 @@
       </w:r>
       <w:r>
         <w:rPr>
+          <w:rFonts w:ascii="Poppins" w:hAnsi="Poppins" w:cs="Poppins"/>
           <w:w w:val="114"/>
         </w:rPr>
         <w:t>c</w:t>
       </w:r>
       <w:r>
         <w:rPr>
+          <w:rFonts w:ascii="Poppins" w:hAnsi="Poppins" w:cs="Poppins"/>
           <w:spacing w:val="-1"/>
           <w:w w:val="94"/>
         </w:rPr>
@@ -670,12 +496,14 @@
       </w:r>
       <w:r>
         <w:rPr>
+          <w:rFonts w:ascii="Poppins" w:hAnsi="Poppins" w:cs="Poppins"/>
           <w:w w:val="110"/>
         </w:rPr>
         <w:t>a</w:t>
       </w:r>
       <w:r>
         <w:rPr>
+          <w:rFonts w:ascii="Poppins" w:hAnsi="Poppins" w:cs="Poppins"/>
           <w:spacing w:val="-2"/>
           <w:w w:val="114"/>
         </w:rPr>
@@ -683,6 +511,7 @@
       </w:r>
       <w:r>
         <w:rPr>
+          <w:rFonts w:ascii="Poppins" w:hAnsi="Poppins" w:cs="Poppins"/>
           <w:spacing w:val="-1"/>
           <w:w w:val="93"/>
         </w:rPr>
@@ -690,6 +519,7 @@
       </w:r>
       <w:r>
         <w:rPr>
+          <w:rFonts w:ascii="Poppins" w:hAnsi="Poppins" w:cs="Poppins"/>
           <w:spacing w:val="-1"/>
           <w:w w:val="53"/>
         </w:rPr>
@@ -697,61 +527,77 @@
       </w:r>
       <w:r>
         <w:rPr>
+          <w:rFonts w:ascii="Poppins" w:hAnsi="Poppins" w:cs="Poppins"/>
           <w:spacing w:val="-1"/>
           <w:w w:val="99"/>
         </w:rPr>
         <w:t xml:space="preserve"> </w:t>
       </w:r>
       <w:r>
+        <w:rPr>
+          <w:rFonts w:ascii="Poppins" w:hAnsi="Poppins" w:cs="Poppins"/>
+        </w:rPr>
         <w:t xml:space="preserve">the information may be incomplete or subject to </w:t>
       </w:r>
       <w:r>
         <w:rPr>
+          <w:rFonts w:ascii="Poppins" w:hAnsi="Poppins" w:cs="Poppins"/>
           <w:w w:val="116"/>
         </w:rPr>
         <w:t>c</w:t>
       </w:r>
       <w:r>
         <w:rPr>
+          <w:rFonts w:ascii="Poppins" w:hAnsi="Poppins" w:cs="Poppins"/>
           <w:w w:val="101"/>
         </w:rPr>
         <w:t>h</w:t>
       </w:r>
       <w:r>
         <w:rPr>
+          <w:rFonts w:ascii="Poppins" w:hAnsi="Poppins" w:cs="Poppins"/>
           <w:w w:val="112"/>
         </w:rPr>
         <w:t>a</w:t>
       </w:r>
       <w:r>
         <w:rPr>
+          <w:rFonts w:ascii="Poppins" w:hAnsi="Poppins" w:cs="Poppins"/>
           <w:w w:val="101"/>
         </w:rPr>
         <w:t>n</w:t>
       </w:r>
       <w:r>
         <w:rPr>
+          <w:rFonts w:ascii="Poppins" w:hAnsi="Poppins" w:cs="Poppins"/>
           <w:w w:val="108"/>
         </w:rPr>
         <w:t>g</w:t>
       </w:r>
       <w:r>
         <w:rPr>
+          <w:rFonts w:ascii="Poppins" w:hAnsi="Poppins" w:cs="Poppins"/>
           <w:w w:val="104"/>
         </w:rPr>
         <w:t>e</w:t>
       </w:r>
       <w:r>
         <w:rPr>
+          <w:rFonts w:ascii="Poppins" w:hAnsi="Poppins" w:cs="Poppins"/>
           <w:w w:val="58"/>
         </w:rPr>
         <w:t>.</w:t>
       </w:r>
       <w:r>
+        <w:rPr>
+          <w:rFonts w:ascii="Poppins" w:hAnsi="Poppins" w:cs="Poppins"/>
+        </w:rPr>
         <w:t xml:space="preserve"> This document should not be considered as investment advice or a recommendation to buy or sell any securities.</w:t>
       </w:r>
     </w:p>
     <w:sectPr>
+      <w:headerReference w:type="default" r:id="rId8"/>
+      <w:footerReference w:type="default" r:id="rId9"/>
       <w:pgSz w:w="5940" w:h="8390"/>
       <w:pgMar w:top="820" w:right="0" w:bottom="1000" w:left="0" w:header="0" w:footer="802" w:gutter="0"/>
       <w:cols w:space="720"/>
@@ -1353,6 +1199,268 @@
       </w:rPr>
     </w:pPr>
     <w:r>
+      <w:pict w14:anchorId="3C5389CE">
+        <v:shapetype id="_x0000_t202" coordsize="21600,21600" o:spt="202" path="m,l,21600r21600,l21600,xe">
+          <v:stroke joinstyle="miter"/>
+          <v:path gradientshapeok="t" o:connecttype="rect"/>
+        </v:shapetype>
+        <v:shape id="docshape4" o:spid="_x0000_s1027" type="#_x0000_t202" style="position:absolute;margin-left:12.2pt;margin-top:12.6pt;width:259.2pt;height:26.7pt;z-index:-15778304;mso-position-horizontal-relative:page;mso-position-vertical-relative:page" filled="f" stroked="f">
+          <v:textbox style="mso-next-textbox:#docshape4" inset="0,0,0,0">
+            <w:txbxContent>
+              <w:p>
+                <w:pPr>
+                  <w:spacing w:before="28" w:line="242" w:lineRule="exact"/>
+                  <w:ind w:left="20"/>
+                  <w:rPr>
+                    <w:rFonts w:ascii="Poppins" w:hAnsi="Poppins" w:cs="Poppins"/>
+                    <w:sz w:val="20"/>
+                  </w:rPr>
+                </w:pPr>
+                <w:r>
+                  <w:rPr>
+                    <w:rFonts w:ascii="Poppins" w:hAnsi="Poppins" w:cs="Poppins"/>
+                    <w:color w:val="FFFFFF"/>
+                    <w:spacing w:val="-2"/>
+                    <w:sz w:val="20"/>
+                  </w:rPr>
+                  <w:t>Equity</w:t>
+                </w:r>
+                <w:r>
+                  <w:rPr>
+                    <w:rFonts w:ascii="Poppins" w:hAnsi="Poppins" w:cs="Poppins"/>
+                    <w:color w:val="FFFFFF"/>
+                    <w:spacing w:val="-10"/>
+                    <w:sz w:val="20"/>
+                  </w:rPr>
+                  <w:t xml:space="preserve"> </w:t>
+                </w:r>
+                <w:r>
+                  <w:rPr>
+                    <w:rFonts w:ascii="Poppins" w:hAnsi="Poppins" w:cs="Poppins"/>
+                    <w:color w:val="FFFFFF"/>
+                    <w:spacing w:val="-2"/>
+                    <w:sz w:val="20"/>
+                  </w:rPr>
+                  <w:t>Capital</w:t>
+                </w:r>
+                <w:r>
+                  <w:rPr>
+                    <w:rFonts w:ascii="Poppins" w:hAnsi="Poppins" w:cs="Poppins"/>
+                    <w:color w:val="FFFFFF"/>
+                    <w:spacing w:val="-5"/>
+                    <w:sz w:val="20"/>
+                  </w:rPr>
+                  <w:t xml:space="preserve"> </w:t>
+                </w:r>
+                <w:r>
+                  <w:rPr>
+                    <w:rFonts w:ascii="Poppins" w:hAnsi="Poppins" w:cs="Poppins"/>
+                    <w:color w:val="FFFFFF"/>
+                    <w:spacing w:val="-2"/>
+                    <w:sz w:val="20"/>
+                  </w:rPr>
+                  <w:t>Market</w:t>
+                </w:r>
+                <w:r>
+                  <w:rPr>
+                    <w:rFonts w:ascii="Poppins" w:hAnsi="Poppins" w:cs="Poppins"/>
+                    <w:color w:val="FFFFFF"/>
+                    <w:spacing w:val="-7"/>
+                    <w:sz w:val="20"/>
+                  </w:rPr>
+                  <w:t xml:space="preserve"> </w:t>
+                </w:r>
+                <w:r>
+                  <w:rPr>
+                    <w:rFonts w:ascii="Poppins" w:hAnsi="Poppins" w:cs="Poppins"/>
+                    <w:color w:val="FFFFFF"/>
+                    <w:spacing w:val="-2"/>
+                    <w:sz w:val="20"/>
+                  </w:rPr>
+                  <w:t>Updates</w:t>
+                </w:r>
+                <w:r>
+                  <w:rPr>
+                    <w:rFonts w:ascii="Poppins" w:hAnsi="Poppins" w:cs="Poppins"/>
+                    <w:color w:val="FFFFFF"/>
+                    <w:spacing w:val="-5"/>
+                    <w:sz w:val="20"/>
+                  </w:rPr>
+                  <w:t xml:space="preserve"> </w:t>
+                </w:r>
+                <w:r>
+                  <w:rPr>
+                    <w:rFonts w:ascii="Poppins" w:hAnsi="Poppins" w:cs="Poppins"/>
+                    <w:color w:val="FFFFFF"/>
+                    <w:spacing w:val="-2"/>
+                    <w:sz w:val="20"/>
+                  </w:rPr>
+                  <w:t>(</w:t>
+                </w:r>
+                <w:r>
+                  <w:rPr>
+                    <w:rFonts w:ascii="Poppins" w:hAnsi="Poppins" w:cs="Poppins"/>
+                    <w:color w:val="FFFFFF"/>
+                    <w:spacing w:val="-2"/>
+                    <w:sz w:val="20"/>
+                  </w:rPr>
+                  <w:fldChar w:fldCharType="begin"/>
+                </w:r>
+                <w:r>
+                  <w:rPr>
+                    <w:rFonts w:ascii="Poppins" w:hAnsi="Poppins" w:cs="Poppins"/>
+                    <w:color w:val="FFFFFF"/>
+                    <w:spacing w:val="-2"/>
+                    <w:sz w:val="20"/>
+                  </w:rPr>
+                  <w:instrText xml:space="preserve"> PAGE </w:instrText>
+                </w:r>
+                <w:r>
+                  <w:rPr>
+                    <w:rFonts w:ascii="Poppins" w:hAnsi="Poppins" w:cs="Poppins"/>
+                    <w:color w:val="FFFFFF"/>
+                    <w:spacing w:val="-2"/>
+                    <w:sz w:val="20"/>
+                  </w:rPr>
+                  <w:fldChar w:fldCharType="separate"/>
+                </w:r>
+                <w:r>
+                  <w:rPr>
+                    <w:rFonts w:ascii="Poppins" w:hAnsi="Poppins" w:cs="Poppins"/>
+                    <w:color w:val="FFFFFF"/>
+                    <w:spacing w:val="-2"/>
+                    <w:sz w:val="20"/>
+                  </w:rPr>
+                  <w:t>2</w:t>
+                </w:r>
+                <w:r>
+                  <w:rPr>
+                    <w:rFonts w:ascii="Poppins" w:hAnsi="Poppins" w:cs="Poppins"/>
+                    <w:color w:val="FFFFFF"/>
+                    <w:spacing w:val="-2"/>
+                    <w:sz w:val="20"/>
+                  </w:rPr>
+                  <w:fldChar w:fldCharType="end"/>
+                </w:r>
+                <w:r>
+                  <w:rPr>
+                    <w:rFonts w:ascii="Poppins" w:hAnsi="Poppins" w:cs="Poppins"/>
+                    <w:color w:val="FFFFFF"/>
+                    <w:spacing w:val="-14"/>
+                    <w:sz w:val="20"/>
+                  </w:rPr>
+                  <w:t xml:space="preserve"> </w:t>
+                </w:r>
+                <w:r>
+                  <w:rPr>
+                    <w:rFonts w:ascii="Poppins" w:hAnsi="Poppins" w:cs="Poppins"/>
+                    <w:color w:val="FFFFFF"/>
+                    <w:spacing w:val="-2"/>
+                    <w:sz w:val="20"/>
+                  </w:rPr>
+                  <w:t>/</w:t>
+                </w:r>
+                <w:r>
+                  <w:rPr>
+                    <w:rFonts w:ascii="Poppins" w:hAnsi="Poppins" w:cs="Poppins"/>
+                    <w:color w:val="FFFFFF"/>
+                    <w:spacing w:val="-11"/>
+                    <w:sz w:val="20"/>
+                  </w:rPr>
+                  <w:t xml:space="preserve"> </w:t>
+                </w:r>
+                <w:r>
+                  <w:rPr>
+                    <w:rFonts w:ascii="Poppins" w:hAnsi="Poppins" w:cs="Poppins"/>
+                    <w:color w:val="FFFFFF"/>
+                    <w:spacing w:val="-5"/>
+                    <w:sz w:val="20"/>
+                  </w:rPr>
+                  <w:fldChar w:fldCharType="begin"/>
+                </w:r>
+                <w:r>
+                  <w:rPr>
+                    <w:rFonts w:ascii="Poppins" w:hAnsi="Poppins" w:cs="Poppins"/>
+                    <w:color w:val="FFFFFF"/>
+                    <w:spacing w:val="-5"/>
+                    <w:sz w:val="20"/>
+                  </w:rPr>
+                  <w:instrText xml:space="preserve"> NUMPAGES </w:instrText>
+                </w:r>
+                <w:r>
+                  <w:rPr>
+                    <w:rFonts w:ascii="Poppins" w:hAnsi="Poppins" w:cs="Poppins"/>
+                    <w:color w:val="FFFFFF"/>
+                    <w:spacing w:val="-5"/>
+                    <w:sz w:val="20"/>
+                  </w:rPr>
+                  <w:fldChar w:fldCharType="separate"/>
+                </w:r>
+                <w:r>
+                  <w:rPr>
+                    <w:rFonts w:ascii="Poppins" w:hAnsi="Poppins" w:cs="Poppins"/>
+                    <w:color w:val="FFFFFF"/>
+                    <w:spacing w:val="-5"/>
+                    <w:sz w:val="20"/>
+                  </w:rPr>
+                  <w:t>2</w:t>
+                </w:r>
+                <w:r>
+                  <w:rPr>
+                    <w:rFonts w:ascii="Poppins" w:hAnsi="Poppins" w:cs="Poppins"/>
+                    <w:color w:val="FFFFFF"/>
+                    <w:spacing w:val="-5"/>
+                    <w:sz w:val="20"/>
+                  </w:rPr>
+                  <w:fldChar w:fldCharType="end"/>
+                </w:r>
+                <w:r>
+                  <w:rPr>
+                    <w:rFonts w:ascii="Poppins" w:hAnsi="Poppins" w:cs="Poppins"/>
+                    <w:color w:val="FFFFFF"/>
+                    <w:spacing w:val="-5"/>
+                    <w:sz w:val="20"/>
+                  </w:rPr>
+                  <w:t>)</w:t>
+                </w:r>
+              </w:p>
+              <w:p>
+                <w:pPr>
+                  <w:spacing w:line="218" w:lineRule="exact"/>
+                  <w:ind w:left="20"/>
+                  <w:rPr>
+                    <w:rFonts w:ascii="Poppins" w:hAnsi="Poppins" w:cs="Poppins"/>
+                    <w:sz w:val="18"/>
+                  </w:rPr>
+                </w:pPr>
+                <w:proofErr w:type="gramStart"/>
+                <w:r>
+                  <w:rPr>
+                    <w:rFonts w:ascii="Poppins" w:hAnsi="Poppins" w:cs="Poppins"/>
+                    <w:color w:val="FFFFFF"/>
+                    <w:w w:val="95"/>
+                    <w:sz w:val="18"/>
+                  </w:rPr>
+                  <w:t>{{ theme</w:t>
+                </w:r>
+                <w:proofErr w:type="gramEnd"/>
+                <w:r>
+                  <w:rPr>
+                    <w:rFonts w:ascii="Poppins" w:hAnsi="Poppins" w:cs="Poppins"/>
+                    <w:color w:val="FFFFFF"/>
+                    <w:w w:val="95"/>
+                    <w:sz w:val="18"/>
+                  </w:rPr>
+                  <w:t xml:space="preserve"> }}</w:t>
+                </w:r>
+              </w:p>
+            </w:txbxContent>
+          </v:textbox>
+          <w10:wrap anchorx="page" anchory="page"/>
+        </v:shape>
+      </w:pict>
+    </w:r>
+    <w:r>
       <w:pict w14:anchorId="211FBDC6">
         <v:group id="docshapegroup1" o:spid="_x0000_s1029" style="position:absolute;margin-left:0;margin-top:0;width:297pt;height:41.8pt;z-index:-15779328;mso-position-horizontal-relative:page;mso-position-vertical-relative:page" coordsize="5940,836">
           <v:rect id="docshape2" o:spid="_x0000_s1031" style="position:absolute;width:5940;height:836" fillcolor="#1f487c" stroked="f"/>
@@ -1365,10 +1473,6 @@
     </w:r>
     <w:r>
       <w:pict w14:anchorId="59C02B8C">
-        <v:shapetype id="_x0000_t202" coordsize="21600,21600" o:spt="202" path="m,l,21600r21600,l21600,xe">
-          <v:stroke joinstyle="miter"/>
-          <v:path gradientshapeok="t" o:connecttype="rect"/>
-        </v:shapetype>
         <v:shape id="docshape3" o:spid="_x0000_s1028" type="#_x0000_t202" style="position:absolute;margin-left:233.55pt;margin-top:9.9pt;width:51.55pt;height:18.45pt;z-index:-15778816;mso-position-horizontal-relative:page;mso-position-vertical-relative:page" filled="f" stroked="f">
           <v:textbox style="mso-next-textbox:#docshape3" inset="0,0,0,0">
             <w:txbxContent>
@@ -1377,12 +1481,13 @@
                   <w:spacing w:before="25" w:line="276" w:lineRule="auto"/>
                   <w:ind w:left="20" w:right="10" w:firstLine="247"/>
                   <w:rPr>
-                    <w:rFonts w:ascii="Trebuchet MS" w:hAnsi="Trebuchet MS"/>
+                    <w:rFonts w:ascii="Poppins" w:hAnsi="Poppins" w:cs="Poppins"/>
                     <w:sz w:val="12"/>
                   </w:rPr>
                 </w:pPr>
                 <w:r>
                   <w:rPr>
+                    <w:rFonts w:ascii="Poppins" w:hAnsi="Poppins" w:cs="Poppins"/>
                     <w:color w:val="FFFFFF"/>
                     <w:spacing w:val="-2"/>
                     <w:w w:val="105"/>
@@ -1392,6 +1497,7 @@
                 </w:r>
                 <w:r>
                   <w:rPr>
+                    <w:rFonts w:ascii="Poppins" w:hAnsi="Poppins" w:cs="Poppins"/>
                     <w:color w:val="FFFFFF"/>
                     <w:spacing w:val="-11"/>
                     <w:w w:val="105"/>
@@ -1401,7 +1507,7 @@
                 </w:r>
                 <w:r>
                   <w:rPr>
-                    <w:rFonts w:ascii="Trebuchet MS" w:hAnsi="Trebuchet MS"/>
+                    <w:rFonts w:ascii="Poppins" w:hAnsi="Poppins" w:cs="Poppins"/>
                     <w:color w:val="FFFFFF"/>
                     <w:spacing w:val="-2"/>
                     <w:w w:val="105"/>
@@ -1411,7 +1517,7 @@
                 </w:r>
                 <w:r>
                   <w:rPr>
-                    <w:rFonts w:ascii="Trebuchet MS" w:hAnsi="Trebuchet MS"/>
+                    <w:rFonts w:ascii="Poppins" w:hAnsi="Poppins" w:cs="Poppins"/>
                     <w:color w:val="FFFFFF"/>
                     <w:spacing w:val="40"/>
                     <w:w w:val="105"/>
@@ -1421,338 +1527,12 @@
                 </w:r>
                 <w:r>
                   <w:rPr>
-                    <w:rFonts w:ascii="Trebuchet MS" w:hAnsi="Trebuchet MS"/>
+                    <w:rFonts w:ascii="Poppins" w:hAnsi="Poppins" w:cs="Poppins"/>
                     <w:color w:val="FFFFFF"/>
                     <w:w w:val="105"/>
                     <w:sz w:val="12"/>
                   </w:rPr>
-                  <w:t>Date</w:t>
-                </w:r>
-                <w:r>
-                  <w:rPr>
-                    <w:rFonts w:ascii="Trebuchet MS" w:hAnsi="Trebuchet MS"/>
-                    <w:color w:val="FFFFFF"/>
-                    <w:w w:val="105"/>
-                    <w:sz w:val="12"/>
-                  </w:rPr>
-                  <w:t xml:space="preserve"> </w:t>
-                </w:r>
-              </w:p>
-            </w:txbxContent>
-          </v:textbox>
-          <w10:wrap anchorx="page" anchory="page"/>
-        </v:shape>
-      </w:pict>
-    </w:r>
-    <w:r>
-      <w:pict w14:anchorId="3C5389CE">
-        <v:shape id="docshape4" o:spid="_x0000_s1027" type="#_x0000_t202" style="position:absolute;margin-left:12.2pt;margin-top:12.6pt;width:214.2pt;height:26.7pt;z-index:-15778304;mso-position-horizontal-relative:page;mso-position-vertical-relative:page" filled="f" stroked="f">
-          <v:textbox style="mso-next-textbox:#docshape4" inset="0,0,0,0">
-            <w:txbxContent>
-              <w:p>
-                <w:pPr>
-                  <w:spacing w:before="28" w:line="242" w:lineRule="exact"/>
-                  <w:ind w:left="20"/>
-                  <w:rPr>
-                    <w:sz w:val="20"/>
-                  </w:rPr>
-                </w:pPr>
-                <w:r>
-                  <w:rPr>
-                    <w:color w:val="FFFFFF"/>
-                    <w:spacing w:val="-2"/>
-                    <w:sz w:val="20"/>
-                  </w:rPr>
-                  <w:t>Equity</w:t>
-                </w:r>
-                <w:r>
-                  <w:rPr>
-                    <w:color w:val="FFFFFF"/>
-                    <w:spacing w:val="-10"/>
-                    <w:sz w:val="20"/>
-                  </w:rPr>
-                  <w:t xml:space="preserve"> </w:t>
-                </w:r>
-                <w:r>
-                  <w:rPr>
-                    <w:color w:val="FFFFFF"/>
-                    <w:spacing w:val="-2"/>
-                    <w:sz w:val="20"/>
-                  </w:rPr>
-                  <w:t>Capital</w:t>
-                </w:r>
-                <w:r>
-                  <w:rPr>
-                    <w:color w:val="FFFFFF"/>
-                    <w:spacing w:val="-5"/>
-                    <w:sz w:val="20"/>
-                  </w:rPr>
-                  <w:t xml:space="preserve"> </w:t>
-                </w:r>
-                <w:r>
-                  <w:rPr>
-                    <w:color w:val="FFFFFF"/>
-                    <w:spacing w:val="-2"/>
-                    <w:sz w:val="20"/>
-                  </w:rPr>
-                  <w:t>Market</w:t>
-                </w:r>
-                <w:r>
-                  <w:rPr>
-                    <w:color w:val="FFFFFF"/>
-                    <w:spacing w:val="-7"/>
-                    <w:sz w:val="20"/>
-                  </w:rPr>
-                  <w:t xml:space="preserve"> </w:t>
-                </w:r>
-                <w:r>
-                  <w:rPr>
-                    <w:color w:val="FFFFFF"/>
-                    <w:spacing w:val="-2"/>
-                    <w:sz w:val="20"/>
-                  </w:rPr>
-                  <w:t>Updates</w:t>
-                </w:r>
-                <w:r>
-                  <w:rPr>
-                    <w:color w:val="FFFFFF"/>
-                    <w:spacing w:val="-5"/>
-                    <w:sz w:val="20"/>
-                  </w:rPr>
-                  <w:t xml:space="preserve"> </w:t>
-                </w:r>
-                <w:r>
-                  <w:rPr>
-                    <w:color w:val="FFFFFF"/>
-                    <w:spacing w:val="-2"/>
-                    <w:sz w:val="20"/>
-                  </w:rPr>
-                  <w:t>(</w:t>
-                </w:r>
-                <w:r>
-                  <w:rPr>
-                    <w:color w:val="FFFFFF"/>
-                    <w:spacing w:val="-2"/>
-                    <w:sz w:val="20"/>
-                  </w:rPr>
-                  <w:fldChar w:fldCharType="begin"/>
-                </w:r>
-                <w:r>
-                  <w:rPr>
-                    <w:color w:val="FFFFFF"/>
-                    <w:spacing w:val="-2"/>
-                    <w:sz w:val="20"/>
-                  </w:rPr>
-                  <w:instrText xml:space="preserve"> PAGE </w:instrText>
-                </w:r>
-                <w:r>
-                  <w:rPr>
-                    <w:color w:val="FFFFFF"/>
-                    <w:spacing w:val="-2"/>
-                    <w:sz w:val="20"/>
-                  </w:rPr>
-                  <w:fldChar w:fldCharType="separate"/>
-                </w:r>
-                <w:r>
-                  <w:rPr>
-                    <w:color w:val="FFFFFF"/>
-                    <w:spacing w:val="-2"/>
-                    <w:sz w:val="20"/>
-                  </w:rPr>
-                  <w:t>2</w:t>
-                </w:r>
-                <w:r>
-                  <w:rPr>
-                    <w:color w:val="FFFFFF"/>
-                    <w:spacing w:val="-2"/>
-                    <w:sz w:val="20"/>
-                  </w:rPr>
-                  <w:fldChar w:fldCharType="end"/>
-                </w:r>
-                <w:r>
-                  <w:rPr>
-                    <w:color w:val="FFFFFF"/>
-                    <w:spacing w:val="-14"/>
-                    <w:sz w:val="20"/>
-                  </w:rPr>
-                  <w:t xml:space="preserve"> </w:t>
-                </w:r>
-                <w:r>
-                  <w:rPr>
-                    <w:color w:val="FFFFFF"/>
-                    <w:spacing w:val="-2"/>
-                    <w:sz w:val="20"/>
-                  </w:rPr>
-                  <w:t>/</w:t>
-                </w:r>
-                <w:r>
-                  <w:rPr>
-                    <w:color w:val="FFFFFF"/>
-                    <w:spacing w:val="-11"/>
-                    <w:sz w:val="20"/>
-                  </w:rPr>
-                  <w:t xml:space="preserve"> </w:t>
-                </w:r>
-                <w:r>
-                  <w:rPr>
-                    <w:color w:val="FFFFFF"/>
-                    <w:spacing w:val="-5"/>
-                    <w:sz w:val="20"/>
-                  </w:rPr>
-                  <w:fldChar w:fldCharType="begin"/>
-                </w:r>
-                <w:r>
-                  <w:rPr>
-                    <w:color w:val="FFFFFF"/>
-                    <w:spacing w:val="-5"/>
-                    <w:sz w:val="20"/>
-                  </w:rPr>
-                  <w:instrText xml:space="preserve"> NUMPAGES </w:instrText>
-                </w:r>
-                <w:r>
-                  <w:rPr>
-                    <w:color w:val="FFFFFF"/>
-                    <w:spacing w:val="-5"/>
-                    <w:sz w:val="20"/>
-                  </w:rPr>
-                  <w:fldChar w:fldCharType="separate"/>
-                </w:r>
-                <w:r>
-                  <w:rPr>
-                    <w:color w:val="FFFFFF"/>
-                    <w:spacing w:val="-5"/>
-                    <w:sz w:val="20"/>
-                  </w:rPr>
-                  <w:t>2</w:t>
-                </w:r>
-                <w:r>
-                  <w:rPr>
-                    <w:color w:val="FFFFFF"/>
-                    <w:spacing w:val="-5"/>
-                    <w:sz w:val="20"/>
-                  </w:rPr>
-                  <w:fldChar w:fldCharType="end"/>
-                </w:r>
-                <w:r>
-                  <w:rPr>
-                    <w:color w:val="FFFFFF"/>
-                    <w:spacing w:val="-5"/>
-                    <w:sz w:val="20"/>
-                  </w:rPr>
-                  <w:t>)</w:t>
-                </w:r>
-              </w:p>
-              <w:p>
-                <w:pPr>
-                  <w:spacing w:line="218" w:lineRule="exact"/>
-                  <w:ind w:left="20"/>
-                  <w:rPr>
-                    <w:sz w:val="18"/>
-                  </w:rPr>
-                </w:pPr>
-                <w:r>
-                  <w:rPr>
-                    <w:color w:val="FFFFFF"/>
-                    <w:w w:val="95"/>
-                    <w:sz w:val="18"/>
-                  </w:rPr>
-                  <w:t>M&amp;A</w:t>
-                </w:r>
-                <w:r>
-                  <w:rPr>
-                    <w:color w:val="FFFFFF"/>
-                    <w:spacing w:val="2"/>
-                    <w:sz w:val="18"/>
-                  </w:rPr>
-                  <w:t xml:space="preserve"> </w:t>
-                </w:r>
-                <w:r>
-                  <w:rPr>
-                    <w:color w:val="FFFFFF"/>
-                    <w:w w:val="95"/>
-                    <w:sz w:val="18"/>
-                  </w:rPr>
-                  <w:t>Momentum,</w:t>
-                </w:r>
-                <w:r>
-                  <w:rPr>
-                    <w:color w:val="FFFFFF"/>
-                    <w:spacing w:val="-1"/>
-                    <w:sz w:val="18"/>
-                  </w:rPr>
-                  <w:t xml:space="preserve"> </w:t>
-                </w:r>
-                <w:r>
-                  <w:rPr>
-                    <w:color w:val="FFFFFF"/>
-                    <w:w w:val="95"/>
-                    <w:sz w:val="18"/>
-                  </w:rPr>
-                  <w:t>AI</w:t>
-                </w:r>
-                <w:r>
-                  <w:rPr>
-                    <w:color w:val="FFFFFF"/>
-                    <w:spacing w:val="3"/>
-                    <w:sz w:val="18"/>
-                  </w:rPr>
-                  <w:t xml:space="preserve"> </w:t>
-                </w:r>
-                <w:r>
-                  <w:rPr>
-                    <w:color w:val="FFFFFF"/>
-                    <w:w w:val="95"/>
-                    <w:sz w:val="18"/>
-                  </w:rPr>
-                  <w:t>Bets</w:t>
-                </w:r>
-                <w:r>
-                  <w:rPr>
-                    <w:color w:val="FFFFFF"/>
-                    <w:spacing w:val="5"/>
-                    <w:sz w:val="18"/>
-                  </w:rPr>
-                  <w:t xml:space="preserve"> </w:t>
-                </w:r>
-                <w:r>
-                  <w:rPr>
-                    <w:color w:val="FFFFFF"/>
-                    <w:w w:val="95"/>
-                    <w:sz w:val="18"/>
-                  </w:rPr>
-                  <w:t>&amp;</w:t>
-                </w:r>
-                <w:r>
-                  <w:rPr>
-                    <w:color w:val="FFFFFF"/>
-                    <w:sz w:val="18"/>
-                  </w:rPr>
-                  <w:t xml:space="preserve"> </w:t>
-                </w:r>
-                <w:r>
-                  <w:rPr>
-                    <w:color w:val="FFFFFF"/>
-                    <w:w w:val="95"/>
-                    <w:sz w:val="18"/>
-                  </w:rPr>
-                  <w:t>Macro</w:t>
-                </w:r>
-                <w:r>
-                  <w:rPr>
-                    <w:color w:val="FFFFFF"/>
-                    <w:spacing w:val="1"/>
-                    <w:sz w:val="18"/>
-                  </w:rPr>
-                  <w:t xml:space="preserve"> </w:t>
-                </w:r>
-                <w:r>
-                  <w:rPr>
-                    <w:color w:val="FFFFFF"/>
-                    <w:spacing w:val="-2"/>
-                    <w:w w:val="95"/>
-                    <w:sz w:val="18"/>
-                  </w:rPr>
-                  <w:t>Repositioning</w:t>
+                  <w:t>{{date}}</w:t>
                 </w:r>
               </w:p>
             </w:txbxContent>
@@ -2116,7 +1896,7 @@
       <w:lvlText w:val=""/>
       <w:lvlJc w:val="left"/>
       <w:pPr>
-        <w:ind w:left="664" w:hanging="360"/>
+        <w:ind w:left="652" w:hanging="360"/>
       </w:pPr>
       <w:rPr>
         <w:rFonts w:ascii="Symbol" w:hAnsi="Symbol" w:hint="default"/>
@@ -2128,7 +1908,7 @@
       <w:lvlText w:val="o"/>
       <w:lvlJc w:val="left"/>
       <w:pPr>
-        <w:ind w:left="1384" w:hanging="360"/>
+        <w:ind w:left="1372" w:hanging="360"/>
       </w:pPr>
       <w:rPr>
         <w:rFonts w:ascii="Courier New" w:hAnsi="Courier New" w:cs="Courier New" w:hint="default"/>
@@ -2140,7 +1920,7 @@
       <w:lvlText w:val=""/>
       <w:lvlJc w:val="left"/>
       <w:pPr>
-        <w:ind w:left="2104" w:hanging="360"/>
+        <w:ind w:left="2092" w:hanging="360"/>
       </w:pPr>
       <w:rPr>
         <w:rFonts w:ascii="Wingdings" w:hAnsi="Wingdings" w:hint="default"/>
@@ -2152,7 +1932,7 @@
       <w:lvlText w:val=""/>
       <w:lvlJc w:val="left"/>
       <w:pPr>
-        <w:ind w:left="2824" w:hanging="360"/>
+        <w:ind w:left="2812" w:hanging="360"/>
       </w:pPr>
       <w:rPr>
         <w:rFonts w:ascii="Symbol" w:hAnsi="Symbol" w:hint="default"/>
@@ -2164,7 +1944,7 @@
       <w:lvlText w:val="o"/>
       <w:lvlJc w:val="left"/>
       <w:pPr>
-        <w:ind w:left="3544" w:hanging="360"/>
+        <w:ind w:left="3532" w:hanging="360"/>
       </w:pPr>
       <w:rPr>
         <w:rFonts w:ascii="Courier New" w:hAnsi="Courier New" w:cs="Courier New" w:hint="default"/>
@@ -2176,7 +1956,7 @@
       <w:lvlText w:val=""/>
       <w:lvlJc w:val="left"/>
       <w:pPr>
-        <w:ind w:left="4264" w:hanging="360"/>
+        <w:ind w:left="4252" w:hanging="360"/>
       </w:pPr>
       <w:rPr>
         <w:rFonts w:ascii="Wingdings" w:hAnsi="Wingdings" w:hint="default"/>
@@ -2188,7 +1968,7 @@
       <w:lvlText w:val=""/>
       <w:lvlJc w:val="left"/>
       <w:pPr>
-        <w:ind w:left="4984" w:hanging="360"/>
+        <w:ind w:left="4972" w:hanging="360"/>
       </w:pPr>
       <w:rPr>
         <w:rFonts w:ascii="Symbol" w:hAnsi="Symbol" w:hint="default"/>
@@ -2200,7 +1980,7 @@
       <w:lvlText w:val="o"/>
       <w:lvlJc w:val="left"/>
       <w:pPr>
-        <w:ind w:left="5704" w:hanging="360"/>
+        <w:ind w:left="5692" w:hanging="360"/>
       </w:pPr>
       <w:rPr>
         <w:rFonts w:ascii="Courier New" w:hAnsi="Courier New" w:cs="Courier New" w:hint="default"/>
@@ -2212,7 +1992,7 @@
       <w:lvlText w:val=""/>
       <w:lvlJc w:val="left"/>
       <w:pPr>
-        <w:ind w:left="6424" w:hanging="360"/>
+        <w:ind w:left="6412" w:hanging="360"/>
       </w:pPr>
       <w:rPr>
         <w:rFonts w:ascii="Wingdings" w:hAnsi="Wingdings" w:hint="default"/>
@@ -2913,6 +2693,67 @@
       <w:rFonts w:ascii="Verdana" w:eastAsia="Verdana" w:hAnsi="Verdana" w:cs="Verdana"/>
     </w:rPr>
   </w:style>
+  <w:style w:type="paragraph" w:customStyle="1" w:styleId="newstitle">
+    <w:name w:val="newstitle"/>
+    <w:basedOn w:val="Normal"/>
+    <w:link w:val="newstitleChar"/>
+    <w:qFormat/>
+    <w:rsid w:val="00AA5FA8"/>
+    <w:pPr>
+      <w:keepNext/>
+      <w:spacing w:before="91"/>
+      <w:ind w:left="306"/>
+    </w:pPr>
+    <w:rPr>
+      <w:rFonts w:ascii="Poppins" w:eastAsia="Arial" w:hAnsi="Poppins" w:cs="Poppins"/>
+      <w:b/>
+      <w:bCs/>
+      <w:color w:val="1F497D" w:themeColor="text2"/>
+      <w:sz w:val="16"/>
+      <w:szCs w:val="16"/>
+    </w:rPr>
+  </w:style>
+  <w:style w:type="character" w:customStyle="1" w:styleId="newstitleChar">
+    <w:name w:val="newstitle Char"/>
+    <w:basedOn w:val="DefaultParagraphFont"/>
+    <w:link w:val="newstitle"/>
+    <w:rsid w:val="00AA5FA8"/>
+    <w:rPr>
+      <w:rFonts w:ascii="Poppins" w:eastAsia="Arial" w:hAnsi="Poppins" w:cs="Poppins"/>
+      <w:b/>
+      <w:bCs/>
+      <w:color w:val="1F497D" w:themeColor="text2"/>
+      <w:sz w:val="16"/>
+      <w:szCs w:val="16"/>
+    </w:rPr>
+  </w:style>
+  <w:style w:type="paragraph" w:customStyle="1" w:styleId="newbody">
+    <w:name w:val="newbody"/>
+    <w:basedOn w:val="Normal"/>
+    <w:link w:val="newbodyChar"/>
+    <w:qFormat/>
+    <w:rsid w:val="00AA5FA8"/>
+    <w:pPr>
+      <w:spacing w:before="91"/>
+      <w:ind w:left="306"/>
+    </w:pPr>
+    <w:rPr>
+      <w:rFonts w:ascii="Poppins" w:eastAsia="Arial" w:hAnsi="Poppins" w:cs="Poppins"/>
+      <w:sz w:val="14"/>
+      <w:szCs w:val="14"/>
+    </w:rPr>
+  </w:style>
+  <w:style w:type="character" w:customStyle="1" w:styleId="newbodyChar">
+    <w:name w:val="newbody Char"/>
+    <w:basedOn w:val="DefaultParagraphFont"/>
+    <w:link w:val="newbody"/>
+    <w:rsid w:val="00AA5FA8"/>
+    <w:rPr>
+      <w:rFonts w:ascii="Poppins" w:eastAsia="Arial" w:hAnsi="Poppins" w:cs="Poppins"/>
+      <w:sz w:val="14"/>
+      <w:szCs w:val="14"/>
+    </w:rPr>
+  </w:style>
 </w:styles>
 </file>
 

--- a/template.docx
+++ b/template.docx
@@ -42,47 +42,18 @@
     </w:p>
     <w:p>
       <w:pPr>
-        <w:pStyle w:val="Heading1"/>
-        <w:ind w:left="304"/>
-        <w:rPr>
-          <w:rFonts w:ascii="Poppins" w:hAnsi="Poppins" w:cs="Poppins"/>
-          <w:b w:val="0"/>
-          <w:bCs w:val="0"/>
-          <w:spacing w:val="-2"/>
-          <w:w w:val="105"/>
-        </w:rPr>
-      </w:pPr>
-      <w:r>
-        <w:rPr>
-          <w:rFonts w:ascii="Poppins" w:hAnsi="Poppins" w:cs="Poppins"/>
-          <w:b w:val="0"/>
-          <w:bCs w:val="0"/>
-          <w:spacing w:val="-2"/>
-          <w:w w:val="105"/>
-        </w:rPr>
-        <w:t xml:space="preserve">{% for point in </w:t>
-      </w:r>
-      <w:proofErr w:type="spellStart"/>
-      <w:r>
-        <w:rPr>
-          <w:rFonts w:ascii="Poppins" w:hAnsi="Poppins" w:cs="Poppins"/>
-          <w:b w:val="0"/>
-          <w:bCs w:val="0"/>
-          <w:spacing w:val="-2"/>
-          <w:w w:val="105"/>
-        </w:rPr>
-        <w:t>executive_overview</w:t>
-      </w:r>
-      <w:proofErr w:type="spellEnd"/>
-      <w:r>
-        <w:rPr>
-          <w:rFonts w:ascii="Poppins" w:hAnsi="Poppins" w:cs="Poppins"/>
-          <w:b w:val="0"/>
-          <w:bCs w:val="0"/>
-          <w:spacing w:val="-2"/>
-          <w:w w:val="105"/>
-        </w:rPr>
-        <w:t xml:space="preserve"> %}</w:t>
+        <w:spacing w:before="0" w:after="0" w:line="1" w:lineRule="exact"/>
+        <w:rPr>
+          <w:sz w:val="2"/>
+          <w:szCs w:val="2"/>
+        </w:rPr>
+      </w:pPr>
+      <w:r>
+        <w:rPr>
+          <w:sz w:val="2"/>
+          <w:szCs w:val="2"/>
+        </w:rPr>
+        <w:t>{% for point in executive_overview %}</w:t>
       </w:r>
     </w:p>
     <w:p>
@@ -101,7 +72,6 @@
           <w:w w:val="105"/>
         </w:rPr>
       </w:pPr>
-      <w:proofErr w:type="gramStart"/>
       <w:r>
         <w:rPr>
           <w:rFonts w:ascii="Poppins" w:hAnsi="Poppins" w:cs="Poppins"/>
@@ -110,225 +80,124 @@
           <w:spacing w:val="-2"/>
           <w:w w:val="105"/>
         </w:rPr>
-        <w:t>{{ point</w:t>
-      </w:r>
-      <w:proofErr w:type="gramEnd"/>
-      <w:r>
-        <w:rPr>
-          <w:rFonts w:ascii="Poppins" w:hAnsi="Poppins" w:cs="Poppins"/>
-          <w:b w:val="0"/>
-          <w:bCs w:val="0"/>
-          <w:spacing w:val="-2"/>
-          <w:w w:val="105"/>
-        </w:rPr>
-        <w:t xml:space="preserve"> }}</w:t>
+        <w:t>{{ point }}</w:t>
       </w:r>
     </w:p>
     <w:p>
       <w:pPr>
+        <w:spacing w:before="0" w:after="0" w:line="1" w:lineRule="exact"/>
+        <w:rPr>
+          <w:sz w:val="2"/>
+          <w:szCs w:val="2"/>
+        </w:rPr>
+      </w:pPr>
+      <w:r>
+        <w:rPr>
+          <w:sz w:val="2"/>
+          <w:szCs w:val="2"/>
+        </w:rPr>
+        <w:t>{% endfor %}</w:t>
+      </w:r>
+    </w:p>
+    <w:p>
+      <w:pPr>
+        <w:pStyle w:val="BodyText"/>
+        <w:spacing w:before="9" w:after="0"/>
+        <w:rPr>
+          <w:sz w:val="4"/>
+        </w:rPr>
+      </w:pPr>
+    </w:p>
+    <w:p>
+      <w:pPr>
         <w:pStyle w:val="Heading1"/>
         <w:ind w:left="304"/>
         <w:rPr>
           <w:rFonts w:ascii="Poppins" w:hAnsi="Poppins" w:cs="Poppins"/>
-          <w:b w:val="0"/>
-          <w:bCs w:val="0"/>
-          <w:spacing w:val="-2"/>
+          <w:color w:val="1F487C"/>
           <w:w w:val="105"/>
         </w:rPr>
       </w:pPr>
       <w:r>
         <w:rPr>
           <w:rFonts w:ascii="Poppins" w:hAnsi="Poppins" w:cs="Poppins"/>
-          <w:b w:val="0"/>
-          <w:bCs w:val="0"/>
-          <w:spacing w:val="-2"/>
+          <w:color w:val="1F487C"/>
           <w:w w:val="105"/>
         </w:rPr>
-        <w:t xml:space="preserve">{% </w:t>
-      </w:r>
-      <w:proofErr w:type="spellStart"/>
-      <w:r>
-        <w:rPr>
-          <w:rFonts w:ascii="Poppins" w:hAnsi="Poppins" w:cs="Poppins"/>
-          <w:b w:val="0"/>
-          <w:bCs w:val="0"/>
-          <w:spacing w:val="-2"/>
-          <w:w w:val="105"/>
-        </w:rPr>
-        <w:t>endfor</w:t>
-      </w:r>
-      <w:proofErr w:type="spellEnd"/>
-      <w:r>
-        <w:rPr>
-          <w:rFonts w:ascii="Poppins" w:hAnsi="Poppins" w:cs="Poppins"/>
-          <w:b w:val="0"/>
-          <w:bCs w:val="0"/>
-          <w:spacing w:val="-2"/>
-          <w:w w:val="105"/>
-        </w:rPr>
-        <w:t xml:space="preserve"> %}</w:t>
+        <w:t>Details:</w:t>
       </w:r>
     </w:p>
     <w:p>
       <w:pPr>
-        <w:pStyle w:val="Heading1"/>
-        <w:ind w:left="304"/>
-        <w:rPr>
-          <w:rFonts w:ascii="Poppins" w:hAnsi="Poppins" w:cs="Poppins"/>
-          <w:b w:val="0"/>
-          <w:bCs w:val="0"/>
-          <w:spacing w:val="-2"/>
-          <w:w w:val="105"/>
-        </w:rPr>
-      </w:pPr>
-    </w:p>
-    <w:p>
-      <w:pPr>
-        <w:pStyle w:val="Heading1"/>
-        <w:ind w:left="304"/>
-        <w:rPr>
-          <w:rFonts w:ascii="Poppins" w:hAnsi="Poppins" w:cs="Poppins"/>
-          <w:color w:val="1F487C"/>
-          <w:w w:val="105"/>
-        </w:rPr>
-      </w:pPr>
-      <w:r>
-        <w:rPr>
-          <w:rFonts w:ascii="Poppins" w:hAnsi="Poppins" w:cs="Poppins"/>
-          <w:color w:val="1F487C"/>
-          <w:w w:val="105"/>
-        </w:rPr>
-        <w:t>Details</w:t>
-      </w:r>
-      <w:r>
-        <w:rPr>
-          <w:rFonts w:ascii="Poppins" w:hAnsi="Poppins" w:cs="Poppins"/>
-          <w:color w:val="1F487C"/>
-          <w:w w:val="105"/>
-        </w:rPr>
-        <w:t>:</w:t>
-      </w:r>
-    </w:p>
-    <w:p>
-      <w:pPr>
-        <w:spacing w:before="91"/>
+        <w:spacing w:before="0" w:after="0"/>
         <w:ind w:left="306"/>
-        <w:rPr>
-          <w:rFonts w:ascii="Poppins" w:eastAsia="Arial" w:hAnsi="Poppins" w:cs="Poppins"/>
-          <w:b/>
-          <w:bCs/>
-          <w:color w:val="1F497D" w:themeColor="text2"/>
-          <w:sz w:val="16"/>
-          <w:szCs w:val="16"/>
-        </w:rPr>
-      </w:pPr>
-      <w:r>
         <w:rPr>
           <w:rFonts w:ascii="Poppins" w:eastAsia="Arial" w:hAnsi="Poppins" w:cs="Poppins"/>
           <w:sz w:val="14"/>
           <w:szCs w:val="14"/>
         </w:rPr>
-        <w:t>{% for item in details %}</w:t>
-      </w:r>
+      </w:pPr>
       <w:r>
         <w:rPr>
           <w:rFonts w:ascii="Poppins" w:eastAsia="Arial" w:hAnsi="Poppins" w:cs="Poppins"/>
           <w:sz w:val="14"/>
           <w:szCs w:val="14"/>
         </w:rPr>
-        <w:br/>
-      </w:r>
-      <w:proofErr w:type="gramStart"/>
+        <w:t>{% for item in details %}</w:t>
+      </w:r>
+    </w:p>
+    <w:p>
+      <w:pPr>
+        <w:keepNext/>
+        <w:keepLines/>
+        <w:spacing w:line="228" w:lineRule="auto" w:before="91" w:after="0"/>
+        <w:ind w:left="400" w:right="326" w:firstLine="0"/>
+        <w:jc w:val="both"/>
+        <w:rPr>
+          <w:rFonts w:ascii="Poppins" w:eastAsia="Arial" w:hAnsi="Poppins" w:cs="Poppins"/>
+          <w:sz w:val="16"/>
+          <w:szCs w:val="16"/>
+        </w:rPr>
+      </w:pPr>
       <w:r>
         <w:rPr>
           <w:rStyle w:val="newstitleChar"/>
         </w:rPr>
-        <w:t xml:space="preserve">{{ </w:t>
-      </w:r>
-      <w:proofErr w:type="spellStart"/>
-      <w:r>
-        <w:rPr>
-          <w:rStyle w:val="newstitleChar"/>
-        </w:rPr>
-        <w:t>item</w:t>
-      </w:r>
-      <w:proofErr w:type="gramEnd"/>
-      <w:r>
-        <w:rPr>
-          <w:rStyle w:val="newstitleChar"/>
-        </w:rPr>
-        <w:t>.title</w:t>
-      </w:r>
-      <w:proofErr w:type="spellEnd"/>
-      <w:r>
-        <w:rPr>
-          <w:rStyle w:val="newstitleChar"/>
-        </w:rPr>
-        <w:t xml:space="preserve"> }}</w:t>
-      </w:r>
-      <w:r>
-        <w:rPr>
-          <w:rFonts w:ascii="Poppins" w:eastAsia="Arial" w:hAnsi="Poppins" w:cs="Poppins"/>
-          <w:color w:val="1F497D" w:themeColor="text2"/>
-          <w:sz w:val="14"/>
-          <w:szCs w:val="14"/>
-        </w:rPr>
-        <w:br/>
-      </w:r>
-      <w:proofErr w:type="gramStart"/>
+        <w:t xml:space="preserve">{{ item.title }} </w:t>
+      </w:r>
       <w:r>
         <w:rPr>
           <w:rStyle w:val="newbodyChar"/>
         </w:rPr>
-        <w:t xml:space="preserve">{{ </w:t>
-      </w:r>
-      <w:proofErr w:type="spellStart"/>
-      <w:r>
-        <w:rPr>
-          <w:rStyle w:val="newbodyChar"/>
-        </w:rPr>
-        <w:t>item</w:t>
-      </w:r>
-      <w:proofErr w:type="gramEnd"/>
-      <w:r>
-        <w:rPr>
-          <w:rStyle w:val="newbodyChar"/>
-        </w:rPr>
-        <w:t>.content</w:t>
-      </w:r>
-      <w:proofErr w:type="spellEnd"/>
-      <w:r>
-        <w:rPr>
-          <w:rStyle w:val="newbodyChar"/>
-        </w:rPr>
-        <w:t xml:space="preserve"> }}</w:t>
-      </w:r>
-      <w:r>
+        <w:t>{{ item.content }}</w:t>
+      </w:r>
+    </w:p>
+    <w:p>
+      <w:pPr>
+        <w:pStyle w:val="BodyText"/>
+        <w:spacing w:before="9" w:after="0"/>
+        <w:rPr>
+          <w:sz w:val="4"/>
+        </w:rPr>
+      </w:pPr>
+    </w:p>
+    <w:p>
+      <w:pPr>
+        <w:spacing w:before="0" w:after="0"/>
+        <w:ind w:left="306"/>
         <w:rPr>
           <w:rFonts w:ascii="Poppins" w:eastAsia="Arial" w:hAnsi="Poppins" w:cs="Poppins"/>
           <w:sz w:val="14"/>
           <w:szCs w:val="14"/>
         </w:rPr>
-        <w:br/>
-        <w:t xml:space="preserve">{% </w:t>
-      </w:r>
-      <w:proofErr w:type="spellStart"/>
+      </w:pPr>
       <w:r>
         <w:rPr>
           <w:rFonts w:ascii="Poppins" w:eastAsia="Arial" w:hAnsi="Poppins" w:cs="Poppins"/>
           <w:sz w:val="14"/>
           <w:szCs w:val="14"/>
         </w:rPr>
-        <w:t>endfor</w:t>
-      </w:r>
-      <w:proofErr w:type="spellEnd"/>
-      <w:r>
-        <w:rPr>
-          <w:rFonts w:ascii="Poppins" w:eastAsia="Arial" w:hAnsi="Poppins" w:cs="Poppins"/>
-          <w:sz w:val="14"/>
-          <w:szCs w:val="14"/>
-        </w:rPr>
-        <w:t xml:space="preserve"> %}</w:t>
+        <w:t>{% endfor %}</w:t>
       </w:r>
     </w:p>
     <w:p>

--- a/template.docx
+++ b/template.docx
@@ -1058,357 +1058,304 @@
 </file>
 
 <file path=word/header1.xml><?xml version="1.0" encoding="utf-8"?>
-<w:hdr xmlns:wpc="http://schemas.microsoft.com/office/word/2010/wordprocessingCanvas" xmlns:cx="http://schemas.microsoft.com/office/drawing/2014/chartex" xmlns:cx1="http://schemas.microsoft.com/office/drawing/2015/9/8/chartex" xmlns:cx2="http://schemas.microsoft.com/office/drawing/2015/10/21/chartex" xmlns:cx3="http://schemas.microsoft.com/office/drawing/2016/5/9/chartex" xmlns:cx4="http://schemas.microsoft.com/office/drawing/2016/5/10/chartex" xmlns:cx5="http://schemas.microsoft.com/office/drawing/2016/5/11/chartex" xmlns:cx6="http://schemas.microsoft.com/office/drawing/2016/5/12/chartex" xmlns:cx7="http://schemas.microsoft.com/office/drawing/2016/5/13/chartex" xmlns:cx8="http://schemas.microsoft.com/office/drawing/2016/5/14/chartex" xmlns:mc="http://schemas.openxmlformats.org/markup-compatibility/2006" xmlns:aink="http://schemas.microsoft.com/office/drawing/2016/ink" xmlns:am3d="http://schemas.microsoft.com/office/drawing/2017/model3d" xmlns:o="urn:schemas-microsoft-com:office:office" xmlns:oel="http://schemas.microsoft.com/office/2019/extlst" xmlns:r="http://schemas.openxmlformats.org/officeDocument/2006/relationships" xmlns:m="http://schemas.openxmlformats.org/officeDocument/2006/math" xmlns:v="urn:schemas-microsoft-com:vml" xmlns:wp14="http://schemas.microsoft.com/office/word/2010/wordprocessingDrawing" xmlns:wp="http://schemas.openxmlformats.org/drawingml/2006/wordprocessingDrawing" xmlns:w10="urn:schemas-microsoft-com:office:word" xmlns:w="http://schemas.openxmlformats.org/wordprocessingml/2006/main" xmlns:w14="http://schemas.microsoft.com/office/word/2010/wordml" xmlns:w15="http://schemas.microsoft.com/office/word/2012/wordml" xmlns:w16cex="http://schemas.microsoft.com/office/word/2018/wordml/cex" xmlns:w16cid="http://schemas.microsoft.com/office/word/2016/wordml/cid" xmlns:w16="http://schemas.microsoft.com/office/word/2018/wordml" xmlns:w16du="http://schemas.microsoft.com/office/word/2023/wordml/word16du" xmlns:w16sdtdh="http://schemas.microsoft.com/office/word/2020/wordml/sdtdatahash" xmlns:w16sdtfl="http://schemas.microsoft.com/office/word/2024/wordml/sdtformatlock" xmlns:w16se="http://schemas.microsoft.com/office/word/2015/wordml/symex" xmlns:wpg="http://schemas.microsoft.com/office/word/2010/wordprocessingGroup" xmlns:wpi="http://schemas.microsoft.com/office/word/2010/wordprocessingInk" xmlns:wne="http://schemas.microsoft.com/office/word/2006/wordml" xmlns:wps="http://schemas.microsoft.com/office/word/2010/wordprocessingShape" mc:Ignorable="w14 w15 w16se w16cid w16 w16cex w16sdtdh w16sdtfl w16du wp14">
+<w:hdr xmlns:wpc="http://schemas.microsoft.com/office/word/2010/wordprocessingCanvas" xmlns:mc="http://schemas.openxmlformats.org/markup-compatibility/2006" xmlns:r="http://schemas.openxmlformats.org/officeDocument/2006/relationships" xmlns:m="http://schemas.openxmlformats.org/officeDocument/2006/math" xmlns:v="urn:schemas-microsoft-com:vml" xmlns:wp14="http://schemas.microsoft.com/office/word/2010/wordprocessingDrawing" xmlns:wp="http://schemas.openxmlformats.org/drawingml/2006/wordprocessingDrawing" xmlns:w10="urn:schemas-microsoft-com:office:word" xmlns:w="http://schemas.openxmlformats.org/wordprocessingml/2006/main" xmlns:w14="http://schemas.microsoft.com/office/word/2010/wordml" xmlns:w15="http://schemas.microsoft.com/office/word/2012/wordml" xmlns:wne="http://schemas.microsoft.com/office/word/2006/wordml" xmlns:wps="http://schemas.microsoft.com/office/word/2010/wordprocessingShape" xmlns:wpg="http://schemas.microsoft.com/office/word/2010/wordprocessingGroup" xmlns:a="http://schemas.openxmlformats.org/drawingml/2006/main" mc:Ignorable="w14 w15 wp14">
+  <!-- Blue background rectangle -->
   <w:p>
     <w:pPr>
       <w:pStyle w:val="BodyText"/>
-      <w:spacing w:before="0" w:line="14" w:lineRule="auto"/>
-      <w:rPr>
-        <w:sz w:val="20"/>
-      </w:rPr>
+      <w:spacing w:before="0" w:after="0" w:line="14" w:lineRule="auto"/>
     </w:pPr>
     <w:r>
-      <w:pict w14:anchorId="3C5389CE">
-        <v:shapetype id="_x0000_t202" coordsize="21600,21600" o:spt="202" path="m,l,21600r21600,l21600,xe">
-          <v:stroke joinstyle="miter"/>
-          <v:path gradientshapeok="t" o:connecttype="rect"/>
-        </v:shapetype>
-        <v:shape id="docshape4" o:spid="_x0000_s1027" type="#_x0000_t202" style="position:absolute;margin-left:12.2pt;margin-top:12.6pt;width:259.2pt;height:26.7pt;z-index:-15778304;mso-position-horizontal-relative:page;mso-position-vertical-relative:page" filled="f" stroked="f">
-          <v:textbox style="mso-next-textbox:#docshape4" inset="0,0,0,0">
-            <w:txbxContent>
-              <w:p>
-                <w:pPr>
-                  <w:spacing w:before="28" w:line="242" w:lineRule="exact"/>
-                  <w:ind w:left="20"/>
-                  <w:rPr>
-                    <w:rFonts w:ascii="Poppins" w:hAnsi="Poppins" w:cs="Poppins"/>
-                    <w:sz w:val="20"/>
-                  </w:rPr>
-                </w:pPr>
-                <w:r>
-                  <w:rPr>
-                    <w:rFonts w:ascii="Poppins" w:hAnsi="Poppins" w:cs="Poppins"/>
-                    <w:color w:val="FFFFFF"/>
-                    <w:spacing w:val="-2"/>
-                    <w:sz w:val="20"/>
-                  </w:rPr>
-                  <w:t>Equity</w:t>
-                </w:r>
-                <w:r>
-                  <w:rPr>
-                    <w:rFonts w:ascii="Poppins" w:hAnsi="Poppins" w:cs="Poppins"/>
-                    <w:color w:val="FFFFFF"/>
-                    <w:spacing w:val="-10"/>
-                    <w:sz w:val="20"/>
-                  </w:rPr>
-                  <w:t xml:space="preserve"> </w:t>
-                </w:r>
-                <w:r>
-                  <w:rPr>
-                    <w:rFonts w:ascii="Poppins" w:hAnsi="Poppins" w:cs="Poppins"/>
-                    <w:color w:val="FFFFFF"/>
-                    <w:spacing w:val="-2"/>
-                    <w:sz w:val="20"/>
-                  </w:rPr>
-                  <w:t>Capital</w:t>
-                </w:r>
-                <w:r>
-                  <w:rPr>
-                    <w:rFonts w:ascii="Poppins" w:hAnsi="Poppins" w:cs="Poppins"/>
-                    <w:color w:val="FFFFFF"/>
-                    <w:spacing w:val="-5"/>
-                    <w:sz w:val="20"/>
-                  </w:rPr>
-                  <w:t xml:space="preserve"> </w:t>
-                </w:r>
-                <w:r>
-                  <w:rPr>
-                    <w:rFonts w:ascii="Poppins" w:hAnsi="Poppins" w:cs="Poppins"/>
-                    <w:color w:val="FFFFFF"/>
-                    <w:spacing w:val="-2"/>
-                    <w:sz w:val="20"/>
-                  </w:rPr>
-                  <w:t>Market</w:t>
-                </w:r>
-                <w:r>
-                  <w:rPr>
-                    <w:rFonts w:ascii="Poppins" w:hAnsi="Poppins" w:cs="Poppins"/>
-                    <w:color w:val="FFFFFF"/>
-                    <w:spacing w:val="-7"/>
-                    <w:sz w:val="20"/>
-                  </w:rPr>
-                  <w:t xml:space="preserve"> </w:t>
-                </w:r>
-                <w:r>
-                  <w:rPr>
-                    <w:rFonts w:ascii="Poppins" w:hAnsi="Poppins" w:cs="Poppins"/>
-                    <w:color w:val="FFFFFF"/>
-                    <w:spacing w:val="-2"/>
-                    <w:sz w:val="20"/>
-                  </w:rPr>
-                  <w:t>Updates</w:t>
-                </w:r>
-                <w:r>
-                  <w:rPr>
-                    <w:rFonts w:ascii="Poppins" w:hAnsi="Poppins" w:cs="Poppins"/>
-                    <w:color w:val="FFFFFF"/>
-                    <w:spacing w:val="-5"/>
-                    <w:sz w:val="20"/>
-                  </w:rPr>
-                  <w:t xml:space="preserve"> </w:t>
-                </w:r>
-                <w:r>
-                  <w:rPr>
-                    <w:rFonts w:ascii="Poppins" w:hAnsi="Poppins" w:cs="Poppins"/>
-                    <w:color w:val="FFFFFF"/>
-                    <w:spacing w:val="-2"/>
-                    <w:sz w:val="20"/>
-                  </w:rPr>
-                  <w:t>(</w:t>
-                </w:r>
-                <w:r>
-                  <w:rPr>
-                    <w:rFonts w:ascii="Poppins" w:hAnsi="Poppins" w:cs="Poppins"/>
-                    <w:color w:val="FFFFFF"/>
-                    <w:spacing w:val="-2"/>
-                    <w:sz w:val="20"/>
-                  </w:rPr>
-                  <w:fldChar w:fldCharType="begin"/>
-                </w:r>
-                <w:r>
-                  <w:rPr>
-                    <w:rFonts w:ascii="Poppins" w:hAnsi="Poppins" w:cs="Poppins"/>
-                    <w:color w:val="FFFFFF"/>
-                    <w:spacing w:val="-2"/>
-                    <w:sz w:val="20"/>
-                  </w:rPr>
-                  <w:instrText xml:space="preserve"> PAGE </w:instrText>
-                </w:r>
-                <w:r>
-                  <w:rPr>
-                    <w:rFonts w:ascii="Poppins" w:hAnsi="Poppins" w:cs="Poppins"/>
-                    <w:color w:val="FFFFFF"/>
-                    <w:spacing w:val="-2"/>
-                    <w:sz w:val="20"/>
-                  </w:rPr>
-                  <w:fldChar w:fldCharType="separate"/>
-                </w:r>
-                <w:r>
-                  <w:rPr>
-                    <w:rFonts w:ascii="Poppins" w:hAnsi="Poppins" w:cs="Poppins"/>
-                    <w:color w:val="FFFFFF"/>
-                    <w:spacing w:val="-2"/>
-                    <w:sz w:val="20"/>
-                  </w:rPr>
-                  <w:t>2</w:t>
-                </w:r>
-                <w:r>
-                  <w:rPr>
-                    <w:rFonts w:ascii="Poppins" w:hAnsi="Poppins" w:cs="Poppins"/>
-                    <w:color w:val="FFFFFF"/>
-                    <w:spacing w:val="-2"/>
-                    <w:sz w:val="20"/>
-                  </w:rPr>
-                  <w:fldChar w:fldCharType="end"/>
-                </w:r>
-                <w:r>
-                  <w:rPr>
-                    <w:rFonts w:ascii="Poppins" w:hAnsi="Poppins" w:cs="Poppins"/>
-                    <w:color w:val="FFFFFF"/>
-                    <w:spacing w:val="-14"/>
-                    <w:sz w:val="20"/>
-                  </w:rPr>
-                  <w:t xml:space="preserve"> </w:t>
-                </w:r>
-                <w:r>
-                  <w:rPr>
-                    <w:rFonts w:ascii="Poppins" w:hAnsi="Poppins" w:cs="Poppins"/>
-                    <w:color w:val="FFFFFF"/>
-                    <w:spacing w:val="-2"/>
-                    <w:sz w:val="20"/>
-                  </w:rPr>
-                  <w:t>/</w:t>
-                </w:r>
-                <w:r>
-                  <w:rPr>
-                    <w:rFonts w:ascii="Poppins" w:hAnsi="Poppins" w:cs="Poppins"/>
-                    <w:color w:val="FFFFFF"/>
-                    <w:spacing w:val="-11"/>
-                    <w:sz w:val="20"/>
-                  </w:rPr>
-                  <w:t xml:space="preserve"> </w:t>
-                </w:r>
-                <w:r>
-                  <w:rPr>
-                    <w:rFonts w:ascii="Poppins" w:hAnsi="Poppins" w:cs="Poppins"/>
-                    <w:color w:val="FFFFFF"/>
-                    <w:spacing w:val="-5"/>
-                    <w:sz w:val="20"/>
-                  </w:rPr>
-                  <w:fldChar w:fldCharType="begin"/>
-                </w:r>
-                <w:r>
-                  <w:rPr>
-                    <w:rFonts w:ascii="Poppins" w:hAnsi="Poppins" w:cs="Poppins"/>
-                    <w:color w:val="FFFFFF"/>
-                    <w:spacing w:val="-5"/>
-                    <w:sz w:val="20"/>
-                  </w:rPr>
-                  <w:instrText xml:space="preserve"> NUMPAGES </w:instrText>
-                </w:r>
-                <w:r>
-                  <w:rPr>
-                    <w:rFonts w:ascii="Poppins" w:hAnsi="Poppins" w:cs="Poppins"/>
-                    <w:color w:val="FFFFFF"/>
-                    <w:spacing w:val="-5"/>
-                    <w:sz w:val="20"/>
-                  </w:rPr>
-                  <w:fldChar w:fldCharType="separate"/>
-                </w:r>
-                <w:r>
-                  <w:rPr>
-                    <w:rFonts w:ascii="Poppins" w:hAnsi="Poppins" w:cs="Poppins"/>
-                    <w:color w:val="FFFFFF"/>
-                    <w:spacing w:val="-5"/>
-                    <w:sz w:val="20"/>
-                  </w:rPr>
-                  <w:t>2</w:t>
-                </w:r>
-                <w:r>
-                  <w:rPr>
-                    <w:rFonts w:ascii="Poppins" w:hAnsi="Poppins" w:cs="Poppins"/>
-                    <w:color w:val="FFFFFF"/>
-                    <w:spacing w:val="-5"/>
-                    <w:sz w:val="20"/>
-                  </w:rPr>
-                  <w:fldChar w:fldCharType="end"/>
-                </w:r>
-                <w:r>
-                  <w:rPr>
-                    <w:rFonts w:ascii="Poppins" w:hAnsi="Poppins" w:cs="Poppins"/>
-                    <w:color w:val="FFFFFF"/>
-                    <w:spacing w:val="-5"/>
-                    <w:sz w:val="20"/>
-                  </w:rPr>
-                  <w:t>)</w:t>
-                </w:r>
-              </w:p>
-              <w:p>
-                <w:pPr>
-                  <w:spacing w:line="218" w:lineRule="exact"/>
-                  <w:ind w:left="20"/>
-                  <w:rPr>
-                    <w:rFonts w:ascii="Poppins" w:hAnsi="Poppins" w:cs="Poppins"/>
-                    <w:sz w:val="18"/>
-                  </w:rPr>
-                </w:pPr>
-                <w:proofErr w:type="gramStart"/>
-                <w:r>
-                  <w:rPr>
-                    <w:rFonts w:ascii="Poppins" w:hAnsi="Poppins" w:cs="Poppins"/>
-                    <w:color w:val="FFFFFF"/>
-                    <w:w w:val="95"/>
-                    <w:sz w:val="18"/>
-                  </w:rPr>
-                  <w:t>{{ theme</w:t>
-                </w:r>
-                <w:proofErr w:type="gramEnd"/>
-                <w:r>
-                  <w:rPr>
-                    <w:rFonts w:ascii="Poppins" w:hAnsi="Poppins" w:cs="Poppins"/>
-                    <w:color w:val="FFFFFF"/>
-                    <w:w w:val="95"/>
-                    <w:sz w:val="18"/>
-                  </w:rPr>
-                  <w:t xml:space="preserve"> }}</w:t>
-                </w:r>
-              </w:p>
-            </w:txbxContent>
-          </v:textbox>
-          <w10:wrap anchorx="page" anchory="page"/>
-        </v:shape>
-      </w:pict>
+      <w:rPr>
+        <w:noProof/>
+      </w:rPr>
+      <w:drawing>
+        <wp:anchor distT="0" distB="0" distL="0" distR="0" simplePos="0" relativeHeight="251658240" behindDoc="1" locked="0" layoutInCell="1" allowOverlap="1">
+          <wp:simplePos x="0" y="0"/>
+          <wp:positionH relativeFrom="page">
+            <wp:posOffset>0</wp:posOffset>
+          </wp:positionH>
+          <wp:positionV relativeFrom="page">
+            <wp:posOffset>0</wp:posOffset>
+          </wp:positionV>
+          <wp:extent cx="3771600" cy="530352"/>
+          <wp:effectExtent l="0" t="0" r="0" b="0"/>
+          <wp:wrapNone/>
+          <wp:docPr id="101" name="BlueBackground"/>
+          <wp:cNvGraphicFramePr/>
+          <a:graphic>
+            <a:graphicData uri="http://schemas.microsoft.com/office/word/2010/wordprocessingShape">
+              <wps:wsp>
+                <wps:cNvSpPr>
+                  <a:spLocks noChangeArrowheads="1"/>
+                </wps:cNvSpPr>
+                <wps:spPr>
+                  <a:xfrm>
+                    <a:off x="0" y="0"/>
+                    <a:ext cx="3771600" cy="530352"/>
+                  </a:xfrm>
+                  <a:prstGeom prst="rect">
+                    <a:avLst/>
+                  </a:prstGeom>
+                  <a:solidFill>
+                    <a:srgbClr val="1F487C"/>
+                  </a:solidFill>
+                  <a:ln>
+                    <a:noFill/>
+                  </a:ln>
+                </wps:spPr>
+                <wps:bodyPr/>
+              </wps:wsp>
+            </a:graphicData>
+          </a:graphic>
+        </wp:anchor>
+      </w:drawing>
     </w:r>
+    <!-- Title text box: "Equity Capital Market Updates (PAGE / NUMPAGES)" -->
     <w:r>
-      <w:pict w14:anchorId="211FBDC6">
-        <v:group id="docshapegroup1" o:spid="_x0000_s1029" style="position:absolute;margin-left:0;margin-top:0;width:297pt;height:41.8pt;z-index:-15779328;mso-position-horizontal-relative:page;mso-position-vertical-relative:page" coordsize="5940,836">
-          <v:rect id="docshape2" o:spid="_x0000_s1031" style="position:absolute;width:5940;height:836" fillcolor="#1f487c" stroked="f"/>
-          <v:line id="_x0000_s1030" style="position:absolute" from="0,830" to="5940,830" strokecolor="#7e7e7e" strokeweight=".5pt">
-            <v:stroke dashstyle="3 1"/>
-          </v:line>
-          <w10:wrap anchorx="page" anchory="page"/>
-        </v:group>
-      </w:pict>
+      <w:rPr>
+        <w:noProof/>
+      </w:rPr>
+      <w:drawing>
+        <wp:anchor distT="0" distB="0" distL="0" distR="0" simplePos="0" relativeHeight="251660288" behindDoc="0" locked="0" layoutInCell="1" allowOverlap="1">
+          <wp:simplePos x="0" y="0"/>
+          <wp:positionH relativeFrom="page">
+            <wp:posOffset>154940</wp:posOffset>
+          </wp:positionH>
+          <wp:positionV relativeFrom="page">
+            <wp:posOffset>159944</wp:posOffset>
+          </wp:positionV>
+          <wp:extent cx="3291840" cy="339090"/>
+          <wp:effectExtent l="0" t="0" r="0" b="0"/>
+          <wp:wrapNone/>
+          <wp:docPr id="102" name="TitleTextBox"/>
+          <wp:cNvGraphicFramePr/>
+          <a:graphic>
+            <a:graphicData uri="http://schemas.microsoft.com/office/word/2010/wordprocessingShape">
+              <wps:wsp>
+                <wps:cNvSpPr txBx="1">
+                  <a:spLocks noChangeArrowheads="1"/>
+                </wps:cNvSpPr>
+                <wps:spPr>
+                  <a:xfrm>
+                    <a:off x="154940" y="159944"/>
+                    <a:ext cx="3291840" cy="339090"/>
+                  </a:xfrm>
+                  <a:prstGeom prst="rect">
+                    <a:avLst/>
+                  </a:prstGeom>
+                  <a:noFill/>
+                  <a:ln>
+                    <a:noFill/>
+                  </a:ln>
+                </wps:spPr>
+                <wps:txbx>
+                  <w:txbxContent>
+                    <w:p>
+                      <w:pPr>
+                        <w:spacing w:before="0" w:after="0" w:line="242" w:lineRule="exact"/>
+                        <w:ind w:left="20"/>
+                      </w:pPr>
+                      <w:r>
+                        <w:rPr>
+                          <w:rFonts w:ascii="Poppins" w:hAnsi="Poppins" w:cs="Poppins"/>
+                          <w:color w:val="FFFFFF"/>
+                          <w:sz w:val="20"/>
+                        </w:rPr>
+                        <w:t xml:space="preserve">Equity Capital Market Updates (</w:t>
+                      </w:r>
+                      <w:r>
+                        <w:rPr>
+                          <w:rFonts w:ascii="Poppins" w:hAnsi="Poppins" w:cs="Poppins"/>
+                          <w:color w:val="FFFFFF"/>
+                          <w:sz w:val="20"/>
+                        </w:rPr>
+                        <w:fldChar w:fldCharType="begin"/>
+                      </w:r>
+                      <w:r>
+                        <w:rPr>
+                          <w:rFonts w:ascii="Poppins" w:hAnsi="Poppins" w:cs="Poppins"/>
+                          <w:color w:val="FFFFFF"/>
+                          <w:sz w:val="20"/>
+                        </w:rPr>
+                        <w:instrText xml:space="preserve"> PAGE </w:instrText>
+                      </w:r>
+                      <w:r>
+                        <w:rPr>
+                          <w:rFonts w:ascii="Poppins" w:hAnsi="Poppins" w:cs="Poppins"/>
+                          <w:color w:val="FFFFFF"/>
+                          <w:sz w:val="20"/>
+                        </w:rPr>
+                        <w:fldChar w:fldCharType="separate"/>
+                      </w:r>
+                      <w:r>
+                        <w:rPr>
+                          <w:rFonts w:ascii="Poppins" w:hAnsi="Poppins" w:cs="Poppins"/>
+                          <w:color w:val="FFFFFF"/>
+                          <w:sz w:val="20"/>
+                        </w:rPr>
+                        <w:t>1</w:t>
+                      </w:r>
+                      <w:r>
+                        <w:rPr>
+                          <w:rFonts w:ascii="Poppins" w:hAnsi="Poppins" w:cs="Poppins"/>
+                          <w:color w:val="FFFFFF"/>
+                          <w:sz w:val="20"/>
+                        </w:rPr>
+                        <w:fldChar w:fldCharType="end"/>
+                      </w:r>
+                      <w:r>
+                        <w:rPr>
+                          <w:rFonts w:ascii="Poppins" w:hAnsi="Poppins" w:cs="Poppins"/>
+                          <w:color w:val="FFFFFF"/>
+                          <w:sz w:val="20"/>
+                        </w:rPr>
+                        <w:t xml:space="preserve"> / </w:t>
+                      </w:r>
+                      <w:r>
+                        <w:rPr>
+                          <w:rFonts w:ascii="Poppins" w:hAnsi="Poppins" w:cs="Poppins"/>
+                          <w:color w:val="FFFFFF"/>
+                          <w:sz w:val="20"/>
+                        </w:rPr>
+                        <w:fldChar w:fldCharType="begin"/>
+                      </w:r>
+                      <w:r>
+                        <w:rPr>
+                          <w:rFonts w:ascii="Poppins" w:hAnsi="Poppins" w:cs="Poppins"/>
+                          <w:color w:val="FFFFFF"/>
+                          <w:sz w:val="20"/>
+                        </w:rPr>
+                        <w:instrText xml:space="preserve"> NUMPAGES </w:instrText>
+                      </w:r>
+                      <w:r>
+                        <w:rPr>
+                          <w:rFonts w:ascii="Poppins" w:hAnsi="Poppins" w:cs="Poppins"/>
+                          <w:color w:val="FFFFFF"/>
+                          <w:sz w:val="20"/>
+                        </w:rPr>
+                        <w:fldChar w:fldCharType="separate"/>
+                      </w:r>
+                      <w:r>
+                        <w:rPr>
+                          <w:rFonts w:ascii="Poppins" w:hAnsi="Poppins" w:cs="Poppins"/>
+                          <w:color w:val="FFFFFF"/>
+                          <w:sz w:val="20"/>
+                        </w:rPr>
+                        <w:t>2</w:t>
+                      </w:r>
+                      <w:r>
+                        <w:rPr>
+                          <w:rFonts w:ascii="Poppins" w:hAnsi="Poppins" w:cs="Poppins"/>
+                          <w:color w:val="FFFFFF"/>
+                          <w:sz w:val="20"/>
+                        </w:rPr>
+                        <w:fldChar w:fldCharType="end"/>
+                      </w:r>
+                      <w:r>
+                        <w:rPr>
+                          <w:rFonts w:ascii="Poppins" w:hAnsi="Poppins" w:cs="Poppins"/>
+                          <w:color w:val="FFFFFF"/>
+                          <w:sz w:val="20"/>
+                        </w:rPr>
+                        <w:t>)</w:t>
+                      </w:r>
+                    </w:p>
+                    <!-- Theme line -->
+                    <w:p>
+                      <w:pPr>
+                        <w:spacing w:before="0" w:after="0" w:line="218" w:lineRule="exact"/>
+                        <w:ind w:left="20"/>
+                      </w:pPr>
+                      <w:r>
+                        <w:rPr>
+                          <w:rFonts w:ascii="Poppins" w:hAnsi="Poppins" w:cs="Poppins"/>
+                          <w:color w:val="FFFFFF"/>
+                          <w:sz w:val="18"/>
+                        </w:rPr>
+                        <w:t>{{ theme }}</w:t>
+                      </w:r>
+                    </w:p>
+                  </w:txbxContent>
+                </wps:txbx>
+                <wps:bodyPr insFigure="0" rot="0" spcFirstLastPara="0" vertOverflow="clip" horzOverflow="clip" vert="horz" wrap="square" lIns="0" tIns="0" rIns="0" bIns="0" numCol="1" spcCol="0" rtlCol="0" fromWordArt="0" anchor="t" anchorCtr="0" forceAA="0" compatLnSpc="1">
+                  <a:prstTxWarp prst="textNoShape">
+                    <a:avLst/>
+                  </a:prstTxWarp>
+                </wps:bodyPr>
+              </wps:wsp>
+            </a:graphicData>
+          </a:graphic>
+        </wp:anchor>
+      </w:drawing>
     </w:r>
+    <!-- Newsletter / date text box (top right) -->
     <w:r>
-      <w:pict w14:anchorId="59C02B8C">
-        <v:shape id="docshape3" o:spid="_x0000_s1028" type="#_x0000_t202" style="position:absolute;margin-left:233.55pt;margin-top:9.9pt;width:51.55pt;height:18.45pt;z-index:-15778816;mso-position-horizontal-relative:page;mso-position-vertical-relative:page" filled="f" stroked="f">
-          <v:textbox style="mso-next-textbox:#docshape3" inset="0,0,0,0">
-            <w:txbxContent>
-              <w:p>
-                <w:pPr>
-                  <w:spacing w:before="25" w:line="276" w:lineRule="auto"/>
-                  <w:ind w:left="20" w:right="10" w:firstLine="247"/>
-                  <w:rPr>
-                    <w:rFonts w:ascii="Poppins" w:hAnsi="Poppins" w:cs="Poppins"/>
-                    <w:sz w:val="12"/>
-                  </w:rPr>
-                </w:pPr>
-                <w:r>
-                  <w:rPr>
-                    <w:rFonts w:ascii="Poppins" w:hAnsi="Poppins" w:cs="Poppins"/>
-                    <w:color w:val="FFFFFF"/>
-                    <w:spacing w:val="-2"/>
-                    <w:w w:val="105"/>
-                    <w:sz w:val="12"/>
-                  </w:rPr>
-                  <w:t>Newsletter</w:t>
-                </w:r>
-                <w:r>
-                  <w:rPr>
-                    <w:rFonts w:ascii="Poppins" w:hAnsi="Poppins" w:cs="Poppins"/>
-                    <w:color w:val="FFFFFF"/>
-                    <w:spacing w:val="-11"/>
-                    <w:w w:val="105"/>
-                    <w:sz w:val="12"/>
-                  </w:rPr>
-                  <w:t xml:space="preserve"> </w:t>
-                </w:r>
-                <w:r>
-                  <w:rPr>
-                    <w:rFonts w:ascii="Poppins" w:hAnsi="Poppins" w:cs="Poppins"/>
-                    <w:color w:val="FFFFFF"/>
-                    <w:spacing w:val="-2"/>
-                    <w:w w:val="105"/>
-                    <w:sz w:val="12"/>
-                  </w:rPr>
-                  <w:t>–</w:t>
-                </w:r>
-                <w:r>
-                  <w:rPr>
-                    <w:rFonts w:ascii="Poppins" w:hAnsi="Poppins" w:cs="Poppins"/>
-                    <w:color w:val="FFFFFF"/>
-                    <w:spacing w:val="40"/>
-                    <w:w w:val="105"/>
-                    <w:sz w:val="12"/>
-                  </w:rPr>
-                  <w:t xml:space="preserve"> </w:t>
-                </w:r>
-                <w:r>
-                  <w:rPr>
-                    <w:rFonts w:ascii="Poppins" w:hAnsi="Poppins" w:cs="Poppins"/>
-                    <w:color w:val="FFFFFF"/>
-                    <w:w w:val="105"/>
-                    <w:sz w:val="12"/>
-                  </w:rPr>
-                  <w:t>{{date}}</w:t>
-                </w:r>
-              </w:p>
-            </w:txbxContent>
-          </v:textbox>
-          <w10:wrap anchorx="page" anchory="page"/>
-        </v:shape>
-      </w:pict>
+      <w:rPr>
+        <w:noProof/>
+      </w:rPr>
+      <w:drawing>
+        <wp:anchor distT="0" distB="0" distL="0" distR="0" simplePos="0" relativeHeight="251659264" behindDoc="0" locked="0" layoutInCell="1" allowOverlap="1">
+          <wp:simplePos x="0" y="0"/>
+          <wp:positionH relativeFrom="page">
+            <wp:posOffset>2965070</wp:posOffset>
+          </wp:positionH>
+          <wp:positionV relativeFrom="page">
+            <wp:posOffset>125730</wp:posOffset>
+          </wp:positionV>
+          <wp:extent cx="654305" cy="234315"/>
+          <wp:effectExtent l="0" t="0" r="0" b="0"/>
+          <wp:wrapNone/>
+          <wp:docPr id="103" name="DateTextBox"/>
+          <wp:cNvGraphicFramePr/>
+          <a:graphic>
+            <a:graphicData uri="http://schemas.microsoft.com/office/word/2010/wordprocessingShape">
+              <wps:wsp>
+                <wps:cNvSpPr txBx="1">
+                  <a:spLocks noChangeArrowheads="1"/>
+                </wps:cNvSpPr>
+                <wps:spPr>
+                  <a:xfrm>
+                    <a:off x="2965070" y="125730"/>
+                    <a:ext cx="654305" cy="234315"/>
+                  </a:xfrm>
+                  <a:prstGeom prst="rect">
+                    <a:avLst/>
+                  </a:prstGeom>
+                  <a:noFill/>
+                  <a:ln>
+                    <a:noFill/>
+                  </a:ln>
+                </wps:spPr>
+                <wps:txbx>
+                  <w:txbxContent>
+                    <w:p>
+                      <w:pPr>
+                        <w:spacing w:before="0" w:after="0" w:line="276" w:lineRule="auto"/>
+                        <w:ind w:left="20" w:right="10"/>
+                        <w:jc w:val="right"/>
+                      </w:pPr>
+                      <w:r>
+                        <w:rPr>
+                          <w:rFonts w:ascii="Poppins" w:hAnsi="Poppins" w:cs="Poppins"/>
+                          <w:color w:val="FFFFFF"/>
+                          <w:sz w:val="12"/>
+                        </w:rPr>
+                        <w:t xml:space="preserve">Newsletter – {{date}}</w:t>
+                      </w:r>
+                    </w:p>
+                  </w:txbxContent>
+                </wps:txbx>
+                <wps:bodyPr insFigure="0" rot="0" spcFirstLastPara="0" vertOverflow="clip" horzOverflow="clip" vert="horz" wrap="square" lIns="0" tIns="0" rIns="0" bIns="0" numCol="1" spcCol="0" rtlCol="0" fromWordArt="0" anchor="ctr" anchorCtr="0" forceAA="0" compatLnSpc="1">
+                  <a:prstTxWarp prst="textNoShape">
+                    <a:avLst/>
+                  </a:prstTxWarp>
+                </wps:bodyPr>
+              </wps:wsp>
+            </a:graphicData>
+          </a:graphic>
+        </wp:anchor>
+      </w:drawing>
     </w:r>
   </w:p>
 </w:hdr>
